--- a/Google Playstore App & User Engagement Analytics.docx
+++ b/Google Playstore App & User Engagement Analytics.docx
@@ -240,6 +240,17 @@
       <w:r>
         <w:rPr>
           <w:rStyle w:val="Strong"/>
+          <w:b w:val="0"/>
+          <w:bCs w:val="0"/>
+          <w:color w:val="262626" w:themeColor="text1" w:themeTint="D9"/>
+          <w:sz w:val="24"/>
+          <w:szCs w:val="24"/>
+        </w:rPr>
+        <w:t xml:space="preserve"> </w:t>
+      </w:r>
+      <w:r>
+        <w:rPr>
+          <w:rStyle w:val="Strong"/>
           <w:rFonts w:cstheme="minorHAnsi"/>
           <w:b w:val="0"/>
           <w:bCs w:val="0"/>
@@ -873,31 +884,29 @@
           <w:color w:val="262626" w:themeColor="text1" w:themeTint="D9"/>
           <w:lang w:eastAsia="en-US"/>
         </w:rPr>
-        <w:t xml:space="preserve">GitHub – </w:t>
-      </w:r>
-      <w:proofErr w:type="spellStart"/>
-      <w:r>
-        <w:rPr>
-          <w:rStyle w:val="Strong"/>
-          <w:rFonts w:asciiTheme="minorHAnsi" w:eastAsiaTheme="minorHAnsi" w:hAnsiTheme="minorHAnsi" w:cstheme="minorHAnsi"/>
-          <w:b w:val="0"/>
-          <w:bCs w:val="0"/>
-          <w:color w:val="262626" w:themeColor="text1" w:themeTint="D9"/>
-          <w:lang w:eastAsia="en-US"/>
-        </w:rPr>
-        <w:t>MainakRepositor</w:t>
-      </w:r>
-      <w:proofErr w:type="spellEnd"/>
-      <w:r>
-        <w:rPr>
-          <w:rStyle w:val="Strong"/>
-          <w:rFonts w:asciiTheme="minorHAnsi" w:eastAsiaTheme="minorHAnsi" w:hAnsiTheme="minorHAnsi" w:cstheme="minorHAnsi"/>
-          <w:b w:val="0"/>
-          <w:bCs w:val="0"/>
-          <w:color w:val="262626" w:themeColor="text1" w:themeTint="D9"/>
-          <w:lang w:eastAsia="en-US"/>
-        </w:rPr>
-        <w:t>/Datasets</w:t>
+        <w:t>GitHub – Mainak</w:t>
+      </w:r>
+      <w:r>
+        <w:rPr>
+          <w:rStyle w:val="Strong"/>
+          <w:rFonts w:asciiTheme="minorHAnsi" w:eastAsiaTheme="minorHAnsi" w:hAnsiTheme="minorHAnsi" w:cstheme="minorHAnsi"/>
+          <w:b w:val="0"/>
+          <w:bCs w:val="0"/>
+          <w:color w:val="262626" w:themeColor="text1" w:themeTint="D9"/>
+          <w:lang w:eastAsia="en-US"/>
+        </w:rPr>
+        <w:t>-</w:t>
+      </w:r>
+      <w:r>
+        <w:rPr>
+          <w:rStyle w:val="Strong"/>
+          <w:rFonts w:asciiTheme="minorHAnsi" w:eastAsiaTheme="minorHAnsi" w:hAnsiTheme="minorHAnsi" w:cstheme="minorHAnsi"/>
+          <w:b w:val="0"/>
+          <w:bCs w:val="0"/>
+          <w:color w:val="262626" w:themeColor="text1" w:themeTint="D9"/>
+          <w:lang w:eastAsia="en-US"/>
+        </w:rPr>
+        <w:t>Repositor/Datasets</w:t>
       </w:r>
     </w:p>
     <w:p>
@@ -1404,13 +1413,8 @@
               <w:cnfStyle w:val="000000100000" w:firstRow="0" w:lastRow="0" w:firstColumn="0" w:lastColumn="0" w:oddVBand="0" w:evenVBand="0" w:oddHBand="1" w:evenHBand="0" w:firstRowFirstColumn="0" w:firstRowLastColumn="0" w:lastRowFirstColumn="0" w:lastRowLastColumn="0"/>
             </w:pPr>
             <w:r>
-              <w:t xml:space="preserve">Free or </w:t>
+              <w:t>Free or Paid</w:t>
             </w:r>
-            <w:proofErr w:type="gramStart"/>
-            <w:r>
-              <w:t>Paid</w:t>
-            </w:r>
-            <w:proofErr w:type="gramEnd"/>
           </w:p>
         </w:tc>
       </w:tr>
@@ -1780,6 +1784,17 @@
           <w:color w:val="262626" w:themeColor="text1" w:themeTint="D9"/>
           <w:lang w:eastAsia="en-US"/>
         </w:rPr>
+        <w:t xml:space="preserve">   </w:t>
+      </w:r>
+      <w:r>
+        <w:rPr>
+          <w:rStyle w:val="Strong"/>
+          <w:rFonts w:asciiTheme="minorHAnsi" w:eastAsiaTheme="minorHAnsi" w:hAnsiTheme="minorHAnsi" w:cstheme="minorHAnsi"/>
+          <w:b w:val="0"/>
+          <w:bCs w:val="0"/>
+          <w:color w:val="262626" w:themeColor="text1" w:themeTint="D9"/>
+          <w:lang w:eastAsia="en-US"/>
+        </w:rPr>
         <w:t>The objective is to analy</w:t>
       </w:r>
       <w:r>
@@ -1817,6 +1832,17 @@
           <w:lang w:eastAsia="en-US"/>
         </w:rPr>
       </w:pPr>
+      <w:r>
+        <w:rPr>
+          <w:rStyle w:val="Strong"/>
+          <w:rFonts w:asciiTheme="minorHAnsi" w:eastAsiaTheme="minorHAnsi" w:hAnsiTheme="minorHAnsi" w:cstheme="minorHAnsi"/>
+          <w:b w:val="0"/>
+          <w:bCs w:val="0"/>
+          <w:color w:val="262626" w:themeColor="text1" w:themeTint="D9"/>
+          <w:lang w:eastAsia="en-US"/>
+        </w:rPr>
+        <w:t xml:space="preserve">   </w:t>
+      </w:r>
       <w:r>
         <w:rPr>
           <w:rStyle w:val="Strong"/>
@@ -1876,6 +1902,17 @@
           <w:color w:val="262626" w:themeColor="text1" w:themeTint="D9"/>
           <w:lang w:eastAsia="en-US"/>
         </w:rPr>
+        <w:t xml:space="preserve">   </w:t>
+      </w:r>
+      <w:r>
+        <w:rPr>
+          <w:rStyle w:val="Strong"/>
+          <w:rFonts w:asciiTheme="minorHAnsi" w:eastAsiaTheme="minorHAnsi" w:hAnsiTheme="minorHAnsi" w:cstheme="minorHAnsi"/>
+          <w:b w:val="0"/>
+          <w:bCs w:val="0"/>
+          <w:color w:val="262626" w:themeColor="text1" w:themeTint="D9"/>
+          <w:lang w:eastAsia="en-US"/>
+        </w:rPr>
         <w:t>The Google Play Store Apps dataset is selected for this project. It contains information about applications available on the Google Play Store, including app names, categories, ratings, number of reviews, app size, number of installs, app type, price, content rating, genres, last updated date, current version, and required Android version.</w:t>
       </w:r>
     </w:p>
@@ -1891,6 +1928,17 @@
           <w:lang w:eastAsia="en-US"/>
         </w:rPr>
       </w:pPr>
+      <w:r>
+        <w:rPr>
+          <w:rStyle w:val="Strong"/>
+          <w:rFonts w:asciiTheme="minorHAnsi" w:eastAsiaTheme="minorHAnsi" w:hAnsiTheme="minorHAnsi" w:cstheme="minorHAnsi"/>
+          <w:b w:val="0"/>
+          <w:bCs w:val="0"/>
+          <w:color w:val="262626" w:themeColor="text1" w:themeTint="D9"/>
+          <w:lang w:eastAsia="en-US"/>
+        </w:rPr>
+        <w:t xml:space="preserve">   </w:t>
+      </w:r>
       <w:r>
         <w:rPr>
           <w:rStyle w:val="Strong"/>
@@ -1952,23 +2000,831 @@
     <w:p>
       <w:pPr>
         <w:pStyle w:val="NormalWeb"/>
-        <w:rPr>
-          <w:rStyle w:val="Strong"/>
-          <w:rFonts w:asciiTheme="minorHAnsi" w:eastAsiaTheme="minorHAnsi" w:hAnsiTheme="minorHAnsi" w:cstheme="minorHAnsi"/>
-          <w:b w:val="0"/>
-          <w:bCs w:val="0"/>
-          <w:color w:val="262626" w:themeColor="text1" w:themeTint="D9"/>
-          <w:lang w:eastAsia="en-US"/>
-        </w:rPr>
-      </w:pPr>
-      <w:r>
-        <w:rPr>
-          <w:rStyle w:val="Strong"/>
-          <w:rFonts w:asciiTheme="minorHAnsi" w:eastAsiaTheme="minorHAnsi" w:hAnsiTheme="minorHAnsi" w:cstheme="minorHAnsi"/>
-          <w:b w:val="0"/>
-          <w:bCs w:val="0"/>
-          <w:color w:val="262626" w:themeColor="text1" w:themeTint="D9"/>
-          <w:lang w:eastAsia="en-US"/>
+        <w:numPr>
+          <w:ilvl w:val="0"/>
+          <w:numId w:val="6"/>
+        </w:numPr>
+        <w:rPr>
+          <w:rStyle w:val="Strong"/>
+          <w:rFonts w:asciiTheme="minorHAnsi" w:eastAsiaTheme="minorHAnsi" w:hAnsiTheme="minorHAnsi" w:cstheme="minorHAnsi"/>
+          <w:b w:val="0"/>
+          <w:bCs w:val="0"/>
+          <w:color w:val="262626" w:themeColor="text1" w:themeTint="D9"/>
+          <w:lang w:eastAsia="en-US"/>
+        </w:rPr>
+      </w:pPr>
+      <w:r>
+        <w:rPr>
+          <w:rStyle w:val="Strong"/>
+          <w:rFonts w:asciiTheme="minorHAnsi" w:eastAsiaTheme="minorHAnsi" w:hAnsiTheme="minorHAnsi" w:cstheme="minorHAnsi"/>
+          <w:b w:val="0"/>
+          <w:bCs w:val="0"/>
+          <w:color w:val="262626" w:themeColor="text1" w:themeTint="D9"/>
+          <w:lang w:eastAsia="en-US"/>
+        </w:rPr>
+        <w:t>The raw Google Play Store dataset was cleaned and pre</w:t>
+      </w:r>
+      <w:r>
+        <w:rPr>
+          <w:rStyle w:val="Strong"/>
+          <w:rFonts w:asciiTheme="minorHAnsi" w:eastAsiaTheme="minorHAnsi" w:hAnsiTheme="minorHAnsi" w:cstheme="minorHAnsi"/>
+          <w:b w:val="0"/>
+          <w:bCs w:val="0"/>
+          <w:color w:val="262626" w:themeColor="text1" w:themeTint="D9"/>
+          <w:lang w:eastAsia="en-US"/>
+        </w:rPr>
+        <w:t>-</w:t>
+      </w:r>
+      <w:r>
+        <w:rPr>
+          <w:rStyle w:val="Strong"/>
+          <w:rFonts w:asciiTheme="minorHAnsi" w:eastAsiaTheme="minorHAnsi" w:hAnsiTheme="minorHAnsi" w:cstheme="minorHAnsi"/>
+          <w:b w:val="0"/>
+          <w:bCs w:val="0"/>
+          <w:color w:val="262626" w:themeColor="text1" w:themeTint="D9"/>
+          <w:lang w:eastAsia="en-US"/>
+        </w:rPr>
+        <w:t>processed to improve data quality, consistency, and reliability before performing exploratory data analysis and creating the Power BI dashboard.</w:t>
+      </w:r>
+    </w:p>
+    <w:p>
+      <w:pPr>
+        <w:pStyle w:val="Heading2"/>
+        <w:rPr>
+          <w:rStyle w:val="Strong"/>
+          <w:rFonts w:asciiTheme="minorHAnsi" w:eastAsiaTheme="minorHAnsi" w:hAnsiTheme="minorHAnsi" w:cstheme="minorHAnsi"/>
+          <w:b w:val="0"/>
+          <w:bCs w:val="0"/>
+          <w:color w:val="2E74B5" w:themeColor="accent5" w:themeShade="BF"/>
+          <w:sz w:val="28"/>
+          <w:szCs w:val="28"/>
+        </w:rPr>
+      </w:pPr>
+      <w:r>
+        <w:rPr>
+          <w:rStyle w:val="Strong"/>
+          <w:rFonts w:asciiTheme="minorHAnsi" w:eastAsiaTheme="minorHAnsi" w:hAnsiTheme="minorHAnsi" w:cstheme="minorHAnsi"/>
+          <w:b w:val="0"/>
+          <w:bCs w:val="0"/>
+          <w:color w:val="2E74B5" w:themeColor="accent5" w:themeShade="BF"/>
+          <w:sz w:val="28"/>
+          <w:szCs w:val="28"/>
+        </w:rPr>
+        <w:t>3.1 Data Inspection</w:t>
+      </w:r>
+    </w:p>
+    <w:p>
+      <w:pPr>
+        <w:pStyle w:val="NormalWeb"/>
+        <w:numPr>
+          <w:ilvl w:val="0"/>
+          <w:numId w:val="6"/>
+        </w:numPr>
+        <w:rPr>
+          <w:rStyle w:val="Strong"/>
+          <w:rFonts w:asciiTheme="minorHAnsi" w:eastAsiaTheme="minorHAnsi" w:hAnsiTheme="minorHAnsi" w:cstheme="minorHAnsi"/>
+          <w:b w:val="0"/>
+          <w:bCs w:val="0"/>
+          <w:color w:val="262626" w:themeColor="text1" w:themeTint="D9"/>
+          <w:lang w:eastAsia="en-US"/>
+        </w:rPr>
+      </w:pPr>
+      <w:r>
+        <w:rPr>
+          <w:rStyle w:val="Strong"/>
+          <w:rFonts w:asciiTheme="minorHAnsi" w:eastAsiaTheme="minorHAnsi" w:hAnsiTheme="minorHAnsi" w:cstheme="minorHAnsi"/>
+          <w:b w:val="0"/>
+          <w:bCs w:val="0"/>
+          <w:color w:val="262626" w:themeColor="text1" w:themeTint="D9"/>
+          <w:lang w:eastAsia="en-US"/>
+        </w:rPr>
+        <w:t>Inspected the dataset structure, columns, data types, and number of records.</w:t>
+      </w:r>
+    </w:p>
+    <w:p>
+      <w:pPr>
+        <w:pStyle w:val="NormalWeb"/>
+        <w:numPr>
+          <w:ilvl w:val="0"/>
+          <w:numId w:val="6"/>
+        </w:numPr>
+        <w:rPr>
+          <w:rStyle w:val="Strong"/>
+          <w:rFonts w:asciiTheme="minorHAnsi" w:eastAsiaTheme="minorHAnsi" w:hAnsiTheme="minorHAnsi" w:cstheme="minorHAnsi"/>
+          <w:b w:val="0"/>
+          <w:bCs w:val="0"/>
+          <w:color w:val="262626" w:themeColor="text1" w:themeTint="D9"/>
+          <w:lang w:eastAsia="en-US"/>
+        </w:rPr>
+      </w:pPr>
+      <w:r>
+        <w:rPr>
+          <w:rStyle w:val="Strong"/>
+          <w:rFonts w:asciiTheme="minorHAnsi" w:eastAsiaTheme="minorHAnsi" w:hAnsiTheme="minorHAnsi" w:cstheme="minorHAnsi"/>
+          <w:b w:val="0"/>
+          <w:bCs w:val="0"/>
+          <w:color w:val="262626" w:themeColor="text1" w:themeTint="D9"/>
+          <w:lang w:eastAsia="en-US"/>
+        </w:rPr>
+        <w:t>Identified missing values, duplicate records, and inconsistent entries.</w:t>
+      </w:r>
+    </w:p>
+    <w:p>
+      <w:pPr>
+        <w:pStyle w:val="NormalWeb"/>
+        <w:numPr>
+          <w:ilvl w:val="0"/>
+          <w:numId w:val="6"/>
+        </w:numPr>
+        <w:rPr>
+          <w:rStyle w:val="Strong"/>
+          <w:rFonts w:asciiTheme="minorHAnsi" w:eastAsiaTheme="minorHAnsi" w:hAnsiTheme="minorHAnsi" w:cstheme="minorHAnsi"/>
+          <w:b w:val="0"/>
+          <w:bCs w:val="0"/>
+          <w:color w:val="262626" w:themeColor="text1" w:themeTint="D9"/>
+          <w:lang w:eastAsia="en-US"/>
+        </w:rPr>
+      </w:pPr>
+      <w:r>
+        <w:rPr>
+          <w:rStyle w:val="Strong"/>
+          <w:rFonts w:asciiTheme="minorHAnsi" w:eastAsiaTheme="minorHAnsi" w:hAnsiTheme="minorHAnsi" w:cstheme="minorHAnsi"/>
+          <w:b w:val="0"/>
+          <w:bCs w:val="0"/>
+          <w:color w:val="262626" w:themeColor="text1" w:themeTint="D9"/>
+          <w:lang w:eastAsia="en-US"/>
+        </w:rPr>
+        <w:lastRenderedPageBreak/>
+        <w:t>Reviewed numerical and categorical columns for data-quality issues.</w:t>
+      </w:r>
+    </w:p>
+    <w:p>
+      <w:pPr>
+        <w:pStyle w:val="Heading2"/>
+        <w:rPr>
+          <w:rStyle w:val="Strong"/>
+          <w:rFonts w:asciiTheme="minorHAnsi" w:eastAsiaTheme="minorHAnsi" w:hAnsiTheme="minorHAnsi" w:cstheme="minorHAnsi"/>
+          <w:b w:val="0"/>
+          <w:bCs w:val="0"/>
+          <w:color w:val="2E74B5" w:themeColor="accent5" w:themeShade="BF"/>
+          <w:sz w:val="28"/>
+          <w:szCs w:val="28"/>
+        </w:rPr>
+      </w:pPr>
+      <w:r>
+        <w:rPr>
+          <w:rStyle w:val="Strong"/>
+          <w:rFonts w:asciiTheme="minorHAnsi" w:eastAsiaTheme="minorHAnsi" w:hAnsiTheme="minorHAnsi" w:cstheme="minorHAnsi"/>
+          <w:b w:val="0"/>
+          <w:bCs w:val="0"/>
+          <w:color w:val="2E74B5" w:themeColor="accent5" w:themeShade="BF"/>
+          <w:sz w:val="28"/>
+          <w:szCs w:val="28"/>
+        </w:rPr>
+        <w:t>3.2 Handling Missing Values</w:t>
+      </w:r>
+    </w:p>
+    <w:p>
+      <w:pPr>
+        <w:pStyle w:val="NormalWeb"/>
+        <w:numPr>
+          <w:ilvl w:val="0"/>
+          <w:numId w:val="6"/>
+        </w:numPr>
+        <w:rPr>
+          <w:rStyle w:val="Strong"/>
+          <w:rFonts w:asciiTheme="minorHAnsi" w:eastAsiaTheme="minorHAnsi" w:hAnsiTheme="minorHAnsi" w:cstheme="minorHAnsi"/>
+          <w:b w:val="0"/>
+          <w:bCs w:val="0"/>
+          <w:color w:val="262626" w:themeColor="text1" w:themeTint="D9"/>
+          <w:lang w:eastAsia="en-US"/>
+        </w:rPr>
+      </w:pPr>
+      <w:r>
+        <w:rPr>
+          <w:rStyle w:val="Strong"/>
+          <w:rFonts w:asciiTheme="minorHAnsi" w:eastAsiaTheme="minorHAnsi" w:hAnsiTheme="minorHAnsi" w:cstheme="minorHAnsi"/>
+          <w:b w:val="0"/>
+          <w:bCs w:val="0"/>
+          <w:color w:val="262626" w:themeColor="text1" w:themeTint="D9"/>
+          <w:lang w:eastAsia="en-US"/>
+        </w:rPr>
+        <w:t>Identified missing values in important columns such as Rating and other relevant attributes.</w:t>
+      </w:r>
+    </w:p>
+    <w:p>
+      <w:pPr>
+        <w:pStyle w:val="NormalWeb"/>
+        <w:numPr>
+          <w:ilvl w:val="0"/>
+          <w:numId w:val="6"/>
+        </w:numPr>
+        <w:rPr>
+          <w:rStyle w:val="Strong"/>
+          <w:rFonts w:asciiTheme="minorHAnsi" w:eastAsiaTheme="minorHAnsi" w:hAnsiTheme="minorHAnsi" w:cstheme="minorHAnsi"/>
+          <w:b w:val="0"/>
+          <w:bCs w:val="0"/>
+          <w:color w:val="262626" w:themeColor="text1" w:themeTint="D9"/>
+          <w:lang w:eastAsia="en-US"/>
+        </w:rPr>
+      </w:pPr>
+      <w:r>
+        <w:rPr>
+          <w:rStyle w:val="Strong"/>
+          <w:rFonts w:asciiTheme="minorHAnsi" w:eastAsiaTheme="minorHAnsi" w:hAnsiTheme="minorHAnsi" w:cstheme="minorHAnsi"/>
+          <w:b w:val="0"/>
+          <w:bCs w:val="0"/>
+          <w:color w:val="262626" w:themeColor="text1" w:themeTint="D9"/>
+          <w:lang w:eastAsia="en-US"/>
+        </w:rPr>
+        <w:t>Missing and invalid values were handled appropriately to avoid affecting the analysis.</w:t>
+      </w:r>
+    </w:p>
+    <w:p>
+      <w:pPr>
+        <w:pStyle w:val="NormalWeb"/>
+        <w:numPr>
+          <w:ilvl w:val="0"/>
+          <w:numId w:val="6"/>
+        </w:numPr>
+        <w:rPr>
+          <w:rStyle w:val="Strong"/>
+          <w:rFonts w:asciiTheme="minorHAnsi" w:eastAsiaTheme="minorHAnsi" w:hAnsiTheme="minorHAnsi" w:cstheme="minorHAnsi"/>
+          <w:b w:val="0"/>
+          <w:bCs w:val="0"/>
+          <w:color w:val="262626" w:themeColor="text1" w:themeTint="D9"/>
+          <w:lang w:eastAsia="en-US"/>
+        </w:rPr>
+      </w:pPr>
+      <w:r>
+        <w:rPr>
+          <w:rStyle w:val="Strong"/>
+          <w:rFonts w:asciiTheme="minorHAnsi" w:eastAsiaTheme="minorHAnsi" w:hAnsiTheme="minorHAnsi" w:cstheme="minorHAnsi"/>
+          <w:b w:val="0"/>
+          <w:bCs w:val="0"/>
+          <w:color w:val="262626" w:themeColor="text1" w:themeTint="D9"/>
+          <w:lang w:eastAsia="en-US"/>
+        </w:rPr>
+        <w:t>Records with unsuitable or unusable values were removed where necessary.</w:t>
+      </w:r>
+    </w:p>
+    <w:p>
+      <w:pPr>
+        <w:pStyle w:val="Heading3"/>
+        <w:rPr>
+          <w:rStyle w:val="Strong"/>
+          <w:rFonts w:asciiTheme="minorHAnsi" w:eastAsiaTheme="minorHAnsi" w:hAnsiTheme="minorHAnsi" w:cstheme="minorHAnsi"/>
+          <w:b w:val="0"/>
+          <w:bCs w:val="0"/>
+          <w:color w:val="2E74B5" w:themeColor="accent5" w:themeShade="BF"/>
+          <w:sz w:val="28"/>
+          <w:szCs w:val="28"/>
+        </w:rPr>
+      </w:pPr>
+      <w:r>
+        <w:rPr>
+          <w:rStyle w:val="Strong"/>
+          <w:rFonts w:asciiTheme="minorHAnsi" w:eastAsiaTheme="minorHAnsi" w:hAnsiTheme="minorHAnsi" w:cstheme="minorHAnsi"/>
+          <w:b w:val="0"/>
+          <w:bCs w:val="0"/>
+          <w:color w:val="2E74B5" w:themeColor="accent5" w:themeShade="BF"/>
+          <w:sz w:val="28"/>
+          <w:szCs w:val="28"/>
+        </w:rPr>
+        <w:t>3.3 Removing Duplicate Records</w:t>
+      </w:r>
+    </w:p>
+    <w:p>
+      <w:pPr>
+        <w:pStyle w:val="NormalWeb"/>
+        <w:numPr>
+          <w:ilvl w:val="0"/>
+          <w:numId w:val="7"/>
+        </w:numPr>
+        <w:rPr>
+          <w:rStyle w:val="Strong"/>
+          <w:rFonts w:asciiTheme="minorHAnsi" w:eastAsiaTheme="minorHAnsi" w:hAnsiTheme="minorHAnsi" w:cstheme="minorHAnsi"/>
+          <w:b w:val="0"/>
+          <w:bCs w:val="0"/>
+          <w:color w:val="262626" w:themeColor="text1" w:themeTint="D9"/>
+          <w:lang w:eastAsia="en-US"/>
+        </w:rPr>
+      </w:pPr>
+      <w:r>
+        <w:rPr>
+          <w:rStyle w:val="Strong"/>
+          <w:rFonts w:asciiTheme="minorHAnsi" w:eastAsiaTheme="minorHAnsi" w:hAnsiTheme="minorHAnsi" w:cstheme="minorHAnsi"/>
+          <w:b w:val="0"/>
+          <w:bCs w:val="0"/>
+          <w:color w:val="262626" w:themeColor="text1" w:themeTint="D9"/>
+          <w:lang w:eastAsia="en-US"/>
+        </w:rPr>
+        <w:t>Duplicate app records were identified and removed.</w:t>
+      </w:r>
+    </w:p>
+    <w:p>
+      <w:pPr>
+        <w:pStyle w:val="NormalWeb"/>
+        <w:numPr>
+          <w:ilvl w:val="0"/>
+          <w:numId w:val="7"/>
+        </w:numPr>
+        <w:rPr>
+          <w:rStyle w:val="Strong"/>
+          <w:rFonts w:asciiTheme="minorHAnsi" w:eastAsiaTheme="minorHAnsi" w:hAnsiTheme="minorHAnsi" w:cstheme="minorHAnsi"/>
+          <w:b w:val="0"/>
+          <w:bCs w:val="0"/>
+          <w:color w:val="262626" w:themeColor="text1" w:themeTint="D9"/>
+          <w:lang w:eastAsia="en-US"/>
+        </w:rPr>
+      </w:pPr>
+      <w:r>
+        <w:rPr>
+          <w:rStyle w:val="Strong"/>
+          <w:rFonts w:asciiTheme="minorHAnsi" w:eastAsiaTheme="minorHAnsi" w:hAnsiTheme="minorHAnsi" w:cstheme="minorHAnsi"/>
+          <w:b w:val="0"/>
+          <w:bCs w:val="0"/>
+          <w:color w:val="262626" w:themeColor="text1" w:themeTint="D9"/>
+          <w:lang w:eastAsia="en-US"/>
+        </w:rPr>
+        <w:t>Duplicate entries were checked based on app-related information to prevent repeated records from affecting installation and review analysis.</w:t>
+      </w:r>
+    </w:p>
+    <w:p>
+      <w:pPr>
+        <w:pStyle w:val="Heading3"/>
+        <w:rPr>
+          <w:rStyle w:val="Strong"/>
+          <w:rFonts w:asciiTheme="minorHAnsi" w:eastAsiaTheme="minorHAnsi" w:hAnsiTheme="minorHAnsi" w:cstheme="minorHAnsi"/>
+          <w:b w:val="0"/>
+          <w:bCs w:val="0"/>
+          <w:color w:val="2E74B5" w:themeColor="accent5" w:themeShade="BF"/>
+          <w:sz w:val="28"/>
+          <w:szCs w:val="28"/>
+        </w:rPr>
+      </w:pPr>
+      <w:r>
+        <w:rPr>
+          <w:rStyle w:val="Strong"/>
+          <w:rFonts w:asciiTheme="minorHAnsi" w:eastAsiaTheme="minorHAnsi" w:hAnsiTheme="minorHAnsi" w:cstheme="minorHAnsi"/>
+          <w:b w:val="0"/>
+          <w:bCs w:val="0"/>
+          <w:color w:val="2E74B5" w:themeColor="accent5" w:themeShade="BF"/>
+          <w:sz w:val="28"/>
+          <w:szCs w:val="28"/>
+        </w:rPr>
+        <w:t>3.4 Data Type Conversion</w:t>
+      </w:r>
+    </w:p>
+    <w:p>
+      <w:pPr>
+        <w:pStyle w:val="NormalWeb"/>
+        <w:numPr>
+          <w:ilvl w:val="0"/>
+          <w:numId w:val="8"/>
+        </w:numPr>
+        <w:rPr>
+          <w:rStyle w:val="Strong"/>
+          <w:rFonts w:asciiTheme="minorHAnsi" w:eastAsiaTheme="minorHAnsi" w:hAnsiTheme="minorHAnsi" w:cstheme="minorHAnsi"/>
+          <w:b w:val="0"/>
+          <w:bCs w:val="0"/>
+          <w:color w:val="262626" w:themeColor="text1" w:themeTint="D9"/>
+          <w:lang w:eastAsia="en-US"/>
+        </w:rPr>
+      </w:pPr>
+      <w:r>
+        <w:rPr>
+          <w:rStyle w:val="Strong"/>
+          <w:rFonts w:asciiTheme="minorHAnsi" w:eastAsiaTheme="minorHAnsi" w:hAnsiTheme="minorHAnsi" w:cstheme="minorHAnsi"/>
+          <w:b w:val="0"/>
+          <w:bCs w:val="0"/>
+          <w:color w:val="262626" w:themeColor="text1" w:themeTint="D9"/>
+          <w:lang w:eastAsia="en-US"/>
+        </w:rPr>
+        <w:t>Converted numerical fields such as Reviews, Installs, Rating, and Price into appropriate numerical data types.</w:t>
+      </w:r>
+    </w:p>
+    <w:p>
+      <w:pPr>
+        <w:pStyle w:val="NormalWeb"/>
+        <w:numPr>
+          <w:ilvl w:val="0"/>
+          <w:numId w:val="8"/>
+        </w:numPr>
+        <w:rPr>
+          <w:rStyle w:val="Strong"/>
+          <w:rFonts w:asciiTheme="minorHAnsi" w:eastAsiaTheme="minorHAnsi" w:hAnsiTheme="minorHAnsi" w:cstheme="minorHAnsi"/>
+          <w:b w:val="0"/>
+          <w:bCs w:val="0"/>
+          <w:color w:val="262626" w:themeColor="text1" w:themeTint="D9"/>
+          <w:lang w:eastAsia="en-US"/>
+        </w:rPr>
+      </w:pPr>
+      <w:r>
+        <w:rPr>
+          <w:rStyle w:val="Strong"/>
+          <w:rFonts w:asciiTheme="minorHAnsi" w:eastAsiaTheme="minorHAnsi" w:hAnsiTheme="minorHAnsi" w:cstheme="minorHAnsi"/>
+          <w:b w:val="0"/>
+          <w:bCs w:val="0"/>
+          <w:color w:val="262626" w:themeColor="text1" w:themeTint="D9"/>
+          <w:lang w:eastAsia="en-US"/>
+        </w:rPr>
+        <w:t>Removed unwanted characters such as “+” from the Installs field and “$” from the Price field before conversion.</w:t>
+      </w:r>
+    </w:p>
+    <w:p>
+      <w:pPr>
+        <w:pStyle w:val="NormalWeb"/>
+        <w:numPr>
+          <w:ilvl w:val="0"/>
+          <w:numId w:val="8"/>
+        </w:numPr>
+        <w:rPr>
+          <w:rStyle w:val="Strong"/>
+          <w:rFonts w:asciiTheme="minorHAnsi" w:eastAsiaTheme="minorHAnsi" w:hAnsiTheme="minorHAnsi" w:cstheme="minorHAnsi"/>
+          <w:b w:val="0"/>
+          <w:bCs w:val="0"/>
+          <w:color w:val="262626" w:themeColor="text1" w:themeTint="D9"/>
+          <w:lang w:eastAsia="en-US"/>
+        </w:rPr>
+      </w:pPr>
+      <w:r>
+        <w:rPr>
+          <w:rStyle w:val="Strong"/>
+          <w:rFonts w:asciiTheme="minorHAnsi" w:eastAsiaTheme="minorHAnsi" w:hAnsiTheme="minorHAnsi" w:cstheme="minorHAnsi"/>
+          <w:b w:val="0"/>
+          <w:bCs w:val="0"/>
+          <w:color w:val="262626" w:themeColor="text1" w:themeTint="D9"/>
+          <w:lang w:eastAsia="en-US"/>
+        </w:rPr>
+        <w:t>Converted date-related information into a suitable format for analysis.</w:t>
+      </w:r>
+    </w:p>
+    <w:p>
+      <w:pPr>
+        <w:pStyle w:val="Heading3"/>
+        <w:rPr>
+          <w:rStyle w:val="Strong"/>
+          <w:rFonts w:asciiTheme="minorHAnsi" w:eastAsiaTheme="minorHAnsi" w:hAnsiTheme="minorHAnsi" w:cstheme="minorHAnsi"/>
+          <w:b w:val="0"/>
+          <w:bCs w:val="0"/>
+          <w:color w:val="2E74B5" w:themeColor="accent5" w:themeShade="BF"/>
+          <w:sz w:val="28"/>
+          <w:szCs w:val="28"/>
+        </w:rPr>
+      </w:pPr>
+      <w:r>
+        <w:rPr>
+          <w:rStyle w:val="Strong"/>
+          <w:rFonts w:asciiTheme="minorHAnsi" w:eastAsiaTheme="minorHAnsi" w:hAnsiTheme="minorHAnsi" w:cstheme="minorHAnsi"/>
+          <w:b w:val="0"/>
+          <w:bCs w:val="0"/>
+          <w:color w:val="2E74B5" w:themeColor="accent5" w:themeShade="BF"/>
+          <w:sz w:val="28"/>
+          <w:szCs w:val="28"/>
+        </w:rPr>
+        <w:t>3.5 Data Standardization</w:t>
+      </w:r>
+    </w:p>
+    <w:p>
+      <w:pPr>
+        <w:pStyle w:val="NormalWeb"/>
+        <w:numPr>
+          <w:ilvl w:val="0"/>
+          <w:numId w:val="9"/>
+        </w:numPr>
+        <w:rPr>
+          <w:rStyle w:val="Strong"/>
+          <w:rFonts w:asciiTheme="minorHAnsi" w:eastAsiaTheme="minorHAnsi" w:hAnsiTheme="minorHAnsi" w:cstheme="minorHAnsi"/>
+          <w:b w:val="0"/>
+          <w:bCs w:val="0"/>
+          <w:color w:val="262626" w:themeColor="text1" w:themeTint="D9"/>
+          <w:lang w:eastAsia="en-US"/>
+        </w:rPr>
+      </w:pPr>
+      <w:r>
+        <w:rPr>
+          <w:rStyle w:val="Strong"/>
+          <w:rFonts w:asciiTheme="minorHAnsi" w:eastAsiaTheme="minorHAnsi" w:hAnsiTheme="minorHAnsi" w:cstheme="minorHAnsi"/>
+          <w:b w:val="0"/>
+          <w:bCs w:val="0"/>
+          <w:color w:val="262626" w:themeColor="text1" w:themeTint="D9"/>
+          <w:lang w:eastAsia="en-US"/>
+        </w:rPr>
+        <w:t>Standardized categorical values such as Category, Type, and Content Rating.</w:t>
+      </w:r>
+    </w:p>
+    <w:p>
+      <w:pPr>
+        <w:pStyle w:val="NormalWeb"/>
+        <w:numPr>
+          <w:ilvl w:val="0"/>
+          <w:numId w:val="9"/>
+        </w:numPr>
+        <w:rPr>
+          <w:rStyle w:val="Strong"/>
+          <w:rFonts w:asciiTheme="minorHAnsi" w:eastAsiaTheme="minorHAnsi" w:hAnsiTheme="minorHAnsi" w:cstheme="minorHAnsi"/>
+          <w:b w:val="0"/>
+          <w:bCs w:val="0"/>
+          <w:color w:val="262626" w:themeColor="text1" w:themeTint="D9"/>
+          <w:lang w:eastAsia="en-US"/>
+        </w:rPr>
+      </w:pPr>
+      <w:r>
+        <w:rPr>
+          <w:rStyle w:val="Strong"/>
+          <w:rFonts w:asciiTheme="minorHAnsi" w:eastAsiaTheme="minorHAnsi" w:hAnsiTheme="minorHAnsi" w:cstheme="minorHAnsi"/>
+          <w:b w:val="0"/>
+          <w:bCs w:val="0"/>
+          <w:color w:val="262626" w:themeColor="text1" w:themeTint="D9"/>
+          <w:lang w:eastAsia="en-US"/>
+        </w:rPr>
+        <w:t>Ensured consistent formatting across the dataset.</w:t>
+      </w:r>
+    </w:p>
+    <w:p>
+      <w:pPr>
+        <w:pStyle w:val="NormalWeb"/>
+        <w:numPr>
+          <w:ilvl w:val="0"/>
+          <w:numId w:val="9"/>
+        </w:numPr>
+        <w:rPr>
+          <w:rStyle w:val="Strong"/>
+          <w:rFonts w:asciiTheme="minorHAnsi" w:eastAsiaTheme="minorHAnsi" w:hAnsiTheme="minorHAnsi" w:cstheme="minorHAnsi"/>
+          <w:b w:val="0"/>
+          <w:bCs w:val="0"/>
+          <w:color w:val="262626" w:themeColor="text1" w:themeTint="D9"/>
+          <w:lang w:eastAsia="en-US"/>
+        </w:rPr>
+      </w:pPr>
+      <w:r>
+        <w:rPr>
+          <w:rStyle w:val="Strong"/>
+          <w:rFonts w:asciiTheme="minorHAnsi" w:eastAsiaTheme="minorHAnsi" w:hAnsiTheme="minorHAnsi" w:cstheme="minorHAnsi"/>
+          <w:b w:val="0"/>
+          <w:bCs w:val="0"/>
+          <w:color w:val="262626" w:themeColor="text1" w:themeTint="D9"/>
+          <w:lang w:eastAsia="en-US"/>
+        </w:rPr>
+        <w:t>Cleaned text fields such as Genres to make them suitable for analysis.</w:t>
+      </w:r>
+    </w:p>
+    <w:p>
+      <w:pPr>
+        <w:pStyle w:val="Heading3"/>
+        <w:rPr>
+          <w:rStyle w:val="Strong"/>
+          <w:rFonts w:asciiTheme="minorHAnsi" w:eastAsiaTheme="minorHAnsi" w:hAnsiTheme="minorHAnsi" w:cstheme="minorHAnsi"/>
+          <w:b w:val="0"/>
+          <w:bCs w:val="0"/>
+          <w:color w:val="2E74B5" w:themeColor="accent5" w:themeShade="BF"/>
+          <w:sz w:val="28"/>
+          <w:szCs w:val="28"/>
+        </w:rPr>
+      </w:pPr>
+      <w:r>
+        <w:rPr>
+          <w:rStyle w:val="Strong"/>
+          <w:rFonts w:asciiTheme="minorHAnsi" w:eastAsiaTheme="minorHAnsi" w:hAnsiTheme="minorHAnsi" w:cstheme="minorHAnsi"/>
+          <w:b w:val="0"/>
+          <w:bCs w:val="0"/>
+          <w:color w:val="2E74B5" w:themeColor="accent5" w:themeShade="BF"/>
+          <w:sz w:val="28"/>
+          <w:szCs w:val="28"/>
+        </w:rPr>
+        <w:t>3.6 Feature Engineering</w:t>
+      </w:r>
+    </w:p>
+    <w:p>
+      <w:pPr>
+        <w:pStyle w:val="NormalWeb"/>
+        <w:rPr>
+          <w:rStyle w:val="Strong"/>
+          <w:rFonts w:asciiTheme="minorHAnsi" w:eastAsiaTheme="minorHAnsi" w:hAnsiTheme="minorHAnsi" w:cstheme="minorHAnsi"/>
+          <w:b w:val="0"/>
+          <w:bCs w:val="0"/>
+          <w:color w:val="262626" w:themeColor="text1" w:themeTint="D9"/>
+          <w:lang w:eastAsia="en-US"/>
+        </w:rPr>
+      </w:pPr>
+      <w:r>
+        <w:rPr>
+          <w:rStyle w:val="Strong"/>
+          <w:rFonts w:asciiTheme="minorHAnsi" w:eastAsiaTheme="minorHAnsi" w:hAnsiTheme="minorHAnsi" w:cstheme="minorHAnsi"/>
+          <w:b w:val="0"/>
+          <w:bCs w:val="0"/>
+          <w:color w:val="262626" w:themeColor="text1" w:themeTint="D9"/>
+          <w:lang w:eastAsia="en-US"/>
+        </w:rPr>
+        <w:t>Additional analytical fields were created to support deeper analysis:</w:t>
+      </w:r>
+    </w:p>
+    <w:p>
+      <w:pPr>
+        <w:pStyle w:val="NormalWeb"/>
+        <w:numPr>
+          <w:ilvl w:val="0"/>
+          <w:numId w:val="10"/>
+        </w:numPr>
+        <w:rPr>
+          <w:rStyle w:val="Strong"/>
+          <w:rFonts w:asciiTheme="minorHAnsi" w:eastAsiaTheme="minorHAnsi" w:hAnsiTheme="minorHAnsi" w:cstheme="minorHAnsi"/>
+          <w:b w:val="0"/>
+          <w:bCs w:val="0"/>
+          <w:color w:val="262626" w:themeColor="text1" w:themeTint="D9"/>
+          <w:lang w:eastAsia="en-US"/>
+        </w:rPr>
+      </w:pPr>
+      <w:r>
+        <w:rPr>
+          <w:rStyle w:val="Strong"/>
+          <w:rFonts w:asciiTheme="minorHAnsi" w:eastAsiaTheme="minorHAnsi" w:hAnsiTheme="minorHAnsi" w:cstheme="minorHAnsi"/>
+          <w:color w:val="262626" w:themeColor="text1" w:themeTint="D9"/>
+          <w:lang w:eastAsia="en-US"/>
+        </w:rPr>
+        <w:t>Updated</w:t>
+      </w:r>
+      <w:r>
+        <w:rPr>
+          <w:rStyle w:val="Strong"/>
+          <w:rFonts w:asciiTheme="minorHAnsi" w:eastAsiaTheme="minorHAnsi" w:hAnsiTheme="minorHAnsi" w:cstheme="minorHAnsi"/>
+          <w:color w:val="262626" w:themeColor="text1" w:themeTint="D9"/>
+          <w:lang w:eastAsia="en-US"/>
+        </w:rPr>
+        <w:t>-</w:t>
+      </w:r>
+      <w:r>
+        <w:rPr>
+          <w:rStyle w:val="Strong"/>
+          <w:rFonts w:asciiTheme="minorHAnsi" w:eastAsiaTheme="minorHAnsi" w:hAnsiTheme="minorHAnsi" w:cstheme="minorHAnsi"/>
+          <w:color w:val="262626" w:themeColor="text1" w:themeTint="D9"/>
+          <w:lang w:eastAsia="en-US"/>
+        </w:rPr>
+        <w:t>Year</w:t>
+      </w:r>
+      <w:r>
+        <w:rPr>
+          <w:rStyle w:val="Strong"/>
+          <w:rFonts w:asciiTheme="minorHAnsi" w:eastAsiaTheme="minorHAnsi" w:hAnsiTheme="minorHAnsi" w:cstheme="minorHAnsi"/>
+          <w:b w:val="0"/>
+          <w:bCs w:val="0"/>
+          <w:color w:val="262626" w:themeColor="text1" w:themeTint="D9"/>
+          <w:lang w:eastAsia="en-US"/>
+        </w:rPr>
+        <w:t xml:space="preserve"> – extracted the year from the last updated date.</w:t>
+      </w:r>
+    </w:p>
+    <w:p>
+      <w:pPr>
+        <w:pStyle w:val="NormalWeb"/>
+        <w:numPr>
+          <w:ilvl w:val="0"/>
+          <w:numId w:val="10"/>
+        </w:numPr>
+        <w:rPr>
+          <w:rStyle w:val="Strong"/>
+          <w:rFonts w:asciiTheme="minorHAnsi" w:eastAsiaTheme="minorHAnsi" w:hAnsiTheme="minorHAnsi" w:cstheme="minorHAnsi"/>
+          <w:b w:val="0"/>
+          <w:bCs w:val="0"/>
+          <w:color w:val="262626" w:themeColor="text1" w:themeTint="D9"/>
+          <w:lang w:eastAsia="en-US"/>
+        </w:rPr>
+      </w:pPr>
+      <w:r>
+        <w:rPr>
+          <w:rStyle w:val="Strong"/>
+          <w:rFonts w:asciiTheme="minorHAnsi" w:eastAsiaTheme="minorHAnsi" w:hAnsiTheme="minorHAnsi" w:cstheme="minorHAnsi"/>
+          <w:color w:val="262626" w:themeColor="text1" w:themeTint="D9"/>
+          <w:lang w:eastAsia="en-US"/>
+        </w:rPr>
+        <w:t>Review-to-Install Ratio</w:t>
+      </w:r>
+      <w:r>
+        <w:rPr>
+          <w:rStyle w:val="Strong"/>
+          <w:rFonts w:asciiTheme="minorHAnsi" w:eastAsiaTheme="minorHAnsi" w:hAnsiTheme="minorHAnsi" w:cstheme="minorHAnsi"/>
+          <w:b w:val="0"/>
+          <w:bCs w:val="0"/>
+          <w:color w:val="262626" w:themeColor="text1" w:themeTint="D9"/>
+          <w:lang w:eastAsia="en-US"/>
+        </w:rPr>
+        <w:t xml:space="preserve"> – calculated to measure user engagement relative to installations.</w:t>
+      </w:r>
+    </w:p>
+    <w:p>
+      <w:pPr>
+        <w:pStyle w:val="NormalWeb"/>
+        <w:numPr>
+          <w:ilvl w:val="0"/>
+          <w:numId w:val="10"/>
+        </w:numPr>
+        <w:rPr>
+          <w:rStyle w:val="Strong"/>
+          <w:rFonts w:asciiTheme="minorHAnsi" w:eastAsiaTheme="minorHAnsi" w:hAnsiTheme="minorHAnsi" w:cstheme="minorHAnsi"/>
+          <w:b w:val="0"/>
+          <w:bCs w:val="0"/>
+          <w:color w:val="262626" w:themeColor="text1" w:themeTint="D9"/>
+          <w:lang w:eastAsia="en-US"/>
+        </w:rPr>
+      </w:pPr>
+      <w:r>
+        <w:rPr>
+          <w:rStyle w:val="Strong"/>
+          <w:rFonts w:asciiTheme="minorHAnsi" w:eastAsiaTheme="minorHAnsi" w:hAnsiTheme="minorHAnsi" w:cstheme="minorHAnsi"/>
+          <w:color w:val="262626" w:themeColor="text1" w:themeTint="D9"/>
+          <w:lang w:eastAsia="en-US"/>
+        </w:rPr>
+        <w:t>Popularity Category</w:t>
+      </w:r>
+      <w:r>
+        <w:rPr>
+          <w:rStyle w:val="Strong"/>
+          <w:rFonts w:asciiTheme="minorHAnsi" w:eastAsiaTheme="minorHAnsi" w:hAnsiTheme="minorHAnsi" w:cstheme="minorHAnsi"/>
+          <w:b w:val="0"/>
+          <w:bCs w:val="0"/>
+          <w:color w:val="262626" w:themeColor="text1" w:themeTint="D9"/>
+          <w:lang w:eastAsia="en-US"/>
+        </w:rPr>
+        <w:t xml:space="preserve"> – created to classify apps based on their installation performance.</w:t>
+      </w:r>
+    </w:p>
+    <w:p>
+      <w:pPr>
+        <w:pStyle w:val="Heading3"/>
+        <w:rPr>
+          <w:rStyle w:val="Strong"/>
+          <w:rFonts w:asciiTheme="minorHAnsi" w:eastAsiaTheme="minorHAnsi" w:hAnsiTheme="minorHAnsi" w:cstheme="minorHAnsi"/>
+          <w:b w:val="0"/>
+          <w:bCs w:val="0"/>
+          <w:color w:val="2E74B5" w:themeColor="accent5" w:themeShade="BF"/>
+          <w:sz w:val="28"/>
+          <w:szCs w:val="28"/>
+        </w:rPr>
+      </w:pPr>
+    </w:p>
+    <w:p>
+      <w:pPr>
+        <w:pStyle w:val="Heading3"/>
+        <w:rPr>
+          <w:rStyle w:val="Strong"/>
+          <w:rFonts w:asciiTheme="minorHAnsi" w:eastAsiaTheme="minorHAnsi" w:hAnsiTheme="minorHAnsi" w:cstheme="minorHAnsi"/>
+          <w:b w:val="0"/>
+          <w:bCs w:val="0"/>
+          <w:color w:val="2E74B5" w:themeColor="accent5" w:themeShade="BF"/>
+          <w:sz w:val="28"/>
+          <w:szCs w:val="28"/>
+        </w:rPr>
+      </w:pPr>
+    </w:p>
+    <w:p>
+      <w:pPr>
+        <w:pStyle w:val="Heading3"/>
+        <w:rPr>
+          <w:rStyle w:val="Strong"/>
+          <w:rFonts w:asciiTheme="minorHAnsi" w:eastAsiaTheme="minorHAnsi" w:hAnsiTheme="minorHAnsi" w:cstheme="minorHAnsi"/>
+          <w:b w:val="0"/>
+          <w:bCs w:val="0"/>
+          <w:color w:val="2E74B5" w:themeColor="accent5" w:themeShade="BF"/>
+          <w:sz w:val="28"/>
+          <w:szCs w:val="28"/>
+        </w:rPr>
+      </w:pPr>
+      <w:r>
+        <w:rPr>
+          <w:rStyle w:val="Strong"/>
+          <w:rFonts w:asciiTheme="minorHAnsi" w:eastAsiaTheme="minorHAnsi" w:hAnsiTheme="minorHAnsi" w:cstheme="minorHAnsi"/>
+          <w:b w:val="0"/>
+          <w:bCs w:val="0"/>
+          <w:color w:val="2E74B5" w:themeColor="accent5" w:themeShade="BF"/>
+          <w:sz w:val="28"/>
+          <w:szCs w:val="28"/>
+        </w:rPr>
+        <w:t>3.7 Final Dataset Preparation</w:t>
+      </w:r>
+    </w:p>
+    <w:p>
+      <w:pPr>
+        <w:pStyle w:val="Heading3"/>
+        <w:rPr>
+          <w:rStyle w:val="Strong"/>
+          <w:rFonts w:asciiTheme="minorHAnsi" w:eastAsiaTheme="minorHAnsi" w:hAnsiTheme="minorHAnsi" w:cstheme="minorHAnsi"/>
+          <w:b w:val="0"/>
+          <w:bCs w:val="0"/>
+          <w:color w:val="2E74B5" w:themeColor="accent5" w:themeShade="BF"/>
+          <w:sz w:val="28"/>
+          <w:szCs w:val="28"/>
+        </w:rPr>
+      </w:pPr>
+      <w:r>
+        <w:rPr>
+          <w:rStyle w:val="Strong"/>
+          <w:rFonts w:asciiTheme="minorHAnsi" w:eastAsiaTheme="minorHAnsi" w:hAnsiTheme="minorHAnsi" w:cstheme="minorHAnsi"/>
+          <w:b w:val="0"/>
+          <w:bCs w:val="0"/>
+          <w:color w:val="2E74B5" w:themeColor="accent5" w:themeShade="BF"/>
+          <w:sz w:val="28"/>
+          <w:szCs w:val="28"/>
         </w:rPr>
         <w:t xml:space="preserve">     </w:t>
       </w:r>
@@ -1979,9 +2835,48 @@
           <w:b w:val="0"/>
           <w:bCs w:val="0"/>
           <w:color w:val="262626" w:themeColor="text1" w:themeTint="D9"/>
-          <w:lang w:eastAsia="en-US"/>
-        </w:rPr>
-        <w:t>In Stage 2, the Google Play Store dataset was cleaned and prepared for further analysis using Python and Pandas. The process included handling missing values and duplicates, removing invalid data, cleaning text fields, converting columns into appropriate numeric and datetime formats, and standardizing values such as app size, installs, price, ratings, and application type.</w:t>
+        </w:rPr>
+        <w:t>After cleaning and pre</w:t>
+      </w:r>
+      <w:r>
+        <w:rPr>
+          <w:rStyle w:val="Strong"/>
+          <w:rFonts w:asciiTheme="minorHAnsi" w:eastAsiaTheme="minorHAnsi" w:hAnsiTheme="minorHAnsi" w:cstheme="minorHAnsi"/>
+          <w:b w:val="0"/>
+          <w:bCs w:val="0"/>
+          <w:color w:val="262626" w:themeColor="text1" w:themeTint="D9"/>
+        </w:rPr>
+        <w:t>-</w:t>
+      </w:r>
+      <w:r>
+        <w:rPr>
+          <w:rStyle w:val="Strong"/>
+          <w:rFonts w:asciiTheme="minorHAnsi" w:eastAsiaTheme="minorHAnsi" w:hAnsiTheme="minorHAnsi" w:cstheme="minorHAnsi"/>
+          <w:b w:val="0"/>
+          <w:bCs w:val="0"/>
+          <w:color w:val="262626" w:themeColor="text1" w:themeTint="D9"/>
+        </w:rPr>
+        <w:t>processing, the dataset was validated and prepared for Exploratory Data Analysis (EDA), visualization, and Power BI dashboard development. The processed data was then used to analy</w:t>
+      </w:r>
+      <w:r>
+        <w:rPr>
+          <w:rStyle w:val="Strong"/>
+          <w:rFonts w:asciiTheme="minorHAnsi" w:eastAsiaTheme="minorHAnsi" w:hAnsiTheme="minorHAnsi" w:cstheme="minorHAnsi"/>
+          <w:b w:val="0"/>
+          <w:bCs w:val="0"/>
+          <w:color w:val="262626" w:themeColor="text1" w:themeTint="D9"/>
+        </w:rPr>
+        <w:t>s</w:t>
+      </w:r>
+      <w:r>
+        <w:rPr>
+          <w:rStyle w:val="Strong"/>
+          <w:rFonts w:asciiTheme="minorHAnsi" w:eastAsiaTheme="minorHAnsi" w:hAnsiTheme="minorHAnsi" w:cstheme="minorHAnsi"/>
+          <w:b w:val="0"/>
+          <w:bCs w:val="0"/>
+          <w:color w:val="262626" w:themeColor="text1" w:themeTint="D9"/>
+        </w:rPr>
+        <w:t>e app popularity, installations, reviews, ratings, pricing, and user engagement.</w:t>
       </w:r>
     </w:p>
     <w:p>
@@ -1996,53 +2891,6 @@
           <w:lang w:eastAsia="en-US"/>
         </w:rPr>
       </w:pPr>
-    </w:p>
-    <w:p>
-      <w:pPr>
-        <w:pStyle w:val="NormalWeb"/>
-        <w:rPr>
-          <w:rStyle w:val="Strong"/>
-          <w:rFonts w:asciiTheme="minorHAnsi" w:eastAsiaTheme="minorHAnsi" w:hAnsiTheme="minorHAnsi" w:cstheme="minorHAnsi"/>
-          <w:b w:val="0"/>
-          <w:bCs w:val="0"/>
-          <w:color w:val="262626" w:themeColor="text1" w:themeTint="D9"/>
-          <w:lang w:eastAsia="en-US"/>
-        </w:rPr>
-      </w:pPr>
-      <w:r>
-        <w:rPr>
-          <w:rStyle w:val="Strong"/>
-          <w:rFonts w:asciiTheme="minorHAnsi" w:eastAsiaTheme="minorHAnsi" w:hAnsiTheme="minorHAnsi" w:cstheme="minorHAnsi"/>
-          <w:b w:val="0"/>
-          <w:bCs w:val="0"/>
-          <w:color w:val="262626" w:themeColor="text1" w:themeTint="D9"/>
-          <w:lang w:eastAsia="en-US"/>
-        </w:rPr>
-        <w:lastRenderedPageBreak/>
-        <w:t>Feature engineering was then performed to create meaningful analytical features such as Updated Year, Updated Month, Review-to-Install Ratio, and Popularity Category. After the pre</w:t>
-      </w:r>
-      <w:r>
-        <w:rPr>
-          <w:rStyle w:val="Strong"/>
-          <w:rFonts w:asciiTheme="minorHAnsi" w:eastAsiaTheme="minorHAnsi" w:hAnsiTheme="minorHAnsi" w:cstheme="minorHAnsi"/>
-          <w:b w:val="0"/>
-          <w:bCs w:val="0"/>
-          <w:color w:val="262626" w:themeColor="text1" w:themeTint="D9"/>
-          <w:lang w:eastAsia="en-US"/>
-        </w:rPr>
-        <w:t>-</w:t>
-      </w:r>
-      <w:r>
-        <w:rPr>
-          <w:rStyle w:val="Strong"/>
-          <w:rFonts w:asciiTheme="minorHAnsi" w:eastAsiaTheme="minorHAnsi" w:hAnsiTheme="minorHAnsi" w:cstheme="minorHAnsi"/>
-          <w:b w:val="0"/>
-          <w:bCs w:val="0"/>
-          <w:color w:val="262626" w:themeColor="text1" w:themeTint="D9"/>
-          <w:lang w:eastAsia="en-US"/>
-        </w:rPr>
-        <w:t>processing and feature engineering process, the dataset was finalized with 10,357 rows and 17 columns, making it ready for EDA and visualization in Stage 3.</w:t>
-      </w:r>
     </w:p>
     <w:p>
       <w:pPr>
@@ -2089,6 +2937,17 @@
           <w:color w:val="262626" w:themeColor="text1" w:themeTint="D9"/>
           <w:lang w:eastAsia="en-US"/>
         </w:rPr>
+        <w:t xml:space="preserve">   </w:t>
+      </w:r>
+      <w:r>
+        <w:rPr>
+          <w:rStyle w:val="Strong"/>
+          <w:rFonts w:asciiTheme="minorHAnsi" w:eastAsiaTheme="minorHAnsi" w:hAnsiTheme="minorHAnsi" w:cstheme="minorHAnsi"/>
+          <w:b w:val="0"/>
+          <w:bCs w:val="0"/>
+          <w:color w:val="262626" w:themeColor="text1" w:themeTint="D9"/>
+          <w:lang w:eastAsia="en-US"/>
+        </w:rPr>
         <w:t>In Stage 3, Exploratory Data Analysis (EDA) was performed on the cleaned Google Play Store dataset to identify important patterns, trends, relationships, and distributions in the data. Univariate, bivariate, and multivariate analyses were carried out using statistical summaries and suitable visualizations.</w:t>
       </w:r>
     </w:p>
@@ -2189,17 +3048,161 @@
     <w:p>
       <w:pPr>
         <w:pStyle w:val="Heading2"/>
-        <w:rPr>
-          <w:rStyle w:val="Strong"/>
-          <w:rFonts w:asciiTheme="minorHAnsi" w:eastAsiaTheme="minorHAnsi" w:hAnsiTheme="minorHAnsi" w:cstheme="minorHAnsi"/>
-          <w:b w:val="0"/>
-          <w:bCs w:val="0"/>
+      </w:pPr>
+      <w:r>
+        <w:rPr>
+          <w:rStyle w:val="Strong"/>
+          <w:rFonts w:asciiTheme="minorHAnsi" w:eastAsiaTheme="minorHAnsi" w:hAnsiTheme="minorHAnsi" w:cstheme="minorHAnsi"/>
           <w:color w:val="2E74B5" w:themeColor="accent5" w:themeShade="BF"/>
           <w:sz w:val="28"/>
           <w:szCs w:val="28"/>
         </w:rPr>
-      </w:pPr>
-      <w:r>
+        <w:t>Final Insights</w:t>
+      </w:r>
+    </w:p>
+    <w:p>
+      <w:pPr>
+        <w:pStyle w:val="NormalWeb"/>
+        <w:numPr>
+          <w:ilvl w:val="0"/>
+          <w:numId w:val="11"/>
+        </w:numPr>
+        <w:rPr>
+          <w:rStyle w:val="Strong"/>
+          <w:rFonts w:asciiTheme="minorHAnsi" w:eastAsiaTheme="minorHAnsi" w:hAnsiTheme="minorHAnsi" w:cstheme="minorHAnsi"/>
+          <w:b w:val="0"/>
+          <w:bCs w:val="0"/>
+          <w:color w:val="262626" w:themeColor="text1" w:themeTint="D9"/>
+          <w:lang w:eastAsia="en-US"/>
+        </w:rPr>
+      </w:pPr>
+      <w:r>
+        <w:rPr>
+          <w:rStyle w:val="Strong"/>
+          <w:rFonts w:asciiTheme="minorHAnsi" w:eastAsiaTheme="minorHAnsi" w:hAnsiTheme="minorHAnsi" w:cstheme="minorHAnsi"/>
+          <w:b w:val="0"/>
+          <w:bCs w:val="0"/>
+          <w:color w:val="262626" w:themeColor="text1" w:themeTint="D9"/>
+          <w:lang w:eastAsia="en-US"/>
+        </w:rPr>
+        <w:t>Category performance varies significantly: A few categories account for a large share of installations and reviews. Businesses should prioritize high-performing categories and identify opportunities in lower-performing segments.</w:t>
+      </w:r>
+    </w:p>
+    <w:p>
+      <w:pPr>
+        <w:pStyle w:val="NormalWeb"/>
+        <w:numPr>
+          <w:ilvl w:val="0"/>
+          <w:numId w:val="11"/>
+        </w:numPr>
+        <w:rPr>
+          <w:rStyle w:val="Strong"/>
+          <w:rFonts w:asciiTheme="minorHAnsi" w:eastAsiaTheme="minorHAnsi" w:hAnsiTheme="minorHAnsi" w:cstheme="minorHAnsi"/>
+          <w:b w:val="0"/>
+          <w:bCs w:val="0"/>
+          <w:color w:val="262626" w:themeColor="text1" w:themeTint="D9"/>
+          <w:lang w:eastAsia="en-US"/>
+        </w:rPr>
+      </w:pPr>
+      <w:r>
+        <w:rPr>
+          <w:rStyle w:val="Strong"/>
+          <w:rFonts w:asciiTheme="minorHAnsi" w:eastAsiaTheme="minorHAnsi" w:hAnsiTheme="minorHAnsi" w:cstheme="minorHAnsi"/>
+          <w:b w:val="0"/>
+          <w:bCs w:val="0"/>
+          <w:color w:val="262626" w:themeColor="text1" w:themeTint="D9"/>
+          <w:lang w:eastAsia="en-US"/>
+        </w:rPr>
+        <w:t>High installs drive higher engagement: Apps with higher installations generally receive more reviews. Improving app visibility through marketing, app-store optimization, and user experience can help increase both reach and engagement.</w:t>
+      </w:r>
+    </w:p>
+    <w:p>
+      <w:pPr>
+        <w:pStyle w:val="NormalWeb"/>
+        <w:numPr>
+          <w:ilvl w:val="0"/>
+          <w:numId w:val="11"/>
+        </w:numPr>
+        <w:rPr>
+          <w:rStyle w:val="Strong"/>
+          <w:rFonts w:asciiTheme="minorHAnsi" w:eastAsiaTheme="minorHAnsi" w:hAnsiTheme="minorHAnsi" w:cstheme="minorHAnsi"/>
+          <w:b w:val="0"/>
+          <w:bCs w:val="0"/>
+          <w:color w:val="262626" w:themeColor="text1" w:themeTint="D9"/>
+          <w:lang w:eastAsia="en-US"/>
+        </w:rPr>
+      </w:pPr>
+      <w:r>
+        <w:rPr>
+          <w:rStyle w:val="Strong"/>
+          <w:rFonts w:asciiTheme="minorHAnsi" w:eastAsiaTheme="minorHAnsi" w:hAnsiTheme="minorHAnsi" w:cstheme="minorHAnsi"/>
+          <w:b w:val="0"/>
+          <w:bCs w:val="0"/>
+          <w:color w:val="262626" w:themeColor="text1" w:themeTint="D9"/>
+          <w:lang w:eastAsia="en-US"/>
+        </w:rPr>
+        <w:t>Engagement differs across categories: The Review-to-Install Ratio varies by category. Businesses should focus on converting downloads into active engagement through better features, feedback mechanisms, and customer support.</w:t>
+      </w:r>
+    </w:p>
+    <w:p>
+      <w:pPr>
+        <w:pStyle w:val="NormalWeb"/>
+        <w:numPr>
+          <w:ilvl w:val="0"/>
+          <w:numId w:val="11"/>
+        </w:numPr>
+        <w:rPr>
+          <w:rStyle w:val="Strong"/>
+          <w:rFonts w:asciiTheme="minorHAnsi" w:eastAsiaTheme="minorHAnsi" w:hAnsiTheme="minorHAnsi" w:cstheme="minorHAnsi"/>
+          <w:b w:val="0"/>
+          <w:bCs w:val="0"/>
+          <w:color w:val="262626" w:themeColor="text1" w:themeTint="D9"/>
+          <w:lang w:eastAsia="en-US"/>
+        </w:rPr>
+      </w:pPr>
+      <w:r>
+        <w:rPr>
+          <w:rStyle w:val="Strong"/>
+          <w:rFonts w:asciiTheme="minorHAnsi" w:eastAsiaTheme="minorHAnsi" w:hAnsiTheme="minorHAnsi" w:cstheme="minorHAnsi"/>
+          <w:b w:val="0"/>
+          <w:bCs w:val="0"/>
+          <w:color w:val="262626" w:themeColor="text1" w:themeTint="D9"/>
+          <w:lang w:eastAsia="en-US"/>
+        </w:rPr>
+        <w:t>Ratings alone do not indicate overall success: Ratings are relatively stable across most categories. Businesses should evaluate ratings together with installations, reviews, and engagement to measure true app performance.</w:t>
+      </w:r>
+    </w:p>
+    <w:p>
+      <w:pPr>
+        <w:pStyle w:val="NormalWeb"/>
+        <w:numPr>
+          <w:ilvl w:val="0"/>
+          <w:numId w:val="11"/>
+        </w:numPr>
+        <w:rPr>
+          <w:rStyle w:val="Strong"/>
+          <w:rFonts w:asciiTheme="minorHAnsi" w:eastAsiaTheme="minorHAnsi" w:hAnsiTheme="minorHAnsi" w:cstheme="minorHAnsi"/>
+          <w:b w:val="0"/>
+          <w:bCs w:val="0"/>
+          <w:color w:val="262626" w:themeColor="text1" w:themeTint="D9"/>
+          <w:lang w:eastAsia="en-US"/>
+        </w:rPr>
+      </w:pPr>
+      <w:r>
+        <w:rPr>
+          <w:rStyle w:val="Strong"/>
+          <w:rFonts w:asciiTheme="minorHAnsi" w:eastAsiaTheme="minorHAnsi" w:hAnsiTheme="minorHAnsi" w:cstheme="minorHAnsi"/>
+          <w:b w:val="0"/>
+          <w:bCs w:val="0"/>
+          <w:color w:val="262626" w:themeColor="text1" w:themeTint="D9"/>
+          <w:lang w:eastAsia="en-US"/>
+        </w:rPr>
+        <w:t>Free apps dominate the market: Free applications form the majority of the dataset. Paid apps should use competitive pricing, trials, or clear value-added features to improve their ability to attract users.</w:t>
+      </w:r>
+    </w:p>
+    <w:p>
+      <w:pPr>
+        <w:pStyle w:val="Heading2"/>
         <w:rPr>
           <w:rStyle w:val="Strong"/>
           <w:rFonts w:asciiTheme="minorHAnsi" w:eastAsiaTheme="minorHAnsi" w:hAnsiTheme="minorHAnsi" w:cstheme="minorHAnsi"/>
@@ -2209,204 +3212,8 @@
           <w:sz w:val="28"/>
           <w:szCs w:val="28"/>
         </w:rPr>
-        <w:t>Key Insights</w:t>
-      </w:r>
-    </w:p>
-    <w:p>
-      <w:pPr>
-        <w:pStyle w:val="NormalWeb"/>
-        <w:rPr>
-          <w:rStyle w:val="Strong"/>
-          <w:rFonts w:asciiTheme="minorHAnsi" w:eastAsiaTheme="minorHAnsi" w:hAnsiTheme="minorHAnsi" w:cstheme="minorHAnsi"/>
-          <w:b w:val="0"/>
-          <w:bCs w:val="0"/>
-          <w:color w:val="262626" w:themeColor="text1" w:themeTint="D9"/>
-          <w:lang w:eastAsia="en-US"/>
-        </w:rPr>
-      </w:pPr>
-      <w:r>
-        <w:rPr>
-          <w:rStyle w:val="Strong"/>
-          <w:rFonts w:asciiTheme="minorHAnsi" w:eastAsiaTheme="minorHAnsi" w:hAnsiTheme="minorHAnsi" w:cstheme="minorHAnsi"/>
-          <w:b w:val="0"/>
-          <w:bCs w:val="0"/>
-          <w:color w:val="262626" w:themeColor="text1" w:themeTint="D9"/>
-          <w:lang w:eastAsia="en-US"/>
-        </w:rPr>
-        <w:t>The analysis of the Google Play Store dataset provided several useful insights into app performance and user engagement. The major findings include:</w:t>
-      </w:r>
-    </w:p>
-    <w:p>
-      <w:pPr>
-        <w:pStyle w:val="NormalWeb"/>
-        <w:numPr>
-          <w:ilvl w:val="0"/>
-          <w:numId w:val="4"/>
-        </w:numPr>
-        <w:rPr>
-          <w:rStyle w:val="Strong"/>
-          <w:rFonts w:asciiTheme="minorHAnsi" w:eastAsiaTheme="minorHAnsi" w:hAnsiTheme="minorHAnsi" w:cstheme="minorHAnsi"/>
-          <w:b w:val="0"/>
-          <w:bCs w:val="0"/>
-          <w:color w:val="262626" w:themeColor="text1" w:themeTint="D9"/>
-          <w:lang w:eastAsia="en-US"/>
-        </w:rPr>
-      </w:pPr>
-      <w:r>
-        <w:rPr>
-          <w:rStyle w:val="Strong"/>
-          <w:rFonts w:asciiTheme="minorHAnsi" w:eastAsiaTheme="minorHAnsi" w:hAnsiTheme="minorHAnsi" w:cstheme="minorHAnsi"/>
-          <w:b w:val="0"/>
-          <w:bCs w:val="0"/>
-          <w:color w:val="262626" w:themeColor="text1" w:themeTint="D9"/>
-          <w:lang w:eastAsia="en-US"/>
-        </w:rPr>
-        <w:t>Free applications represent a much larger portion of the dataset compared with paid applications.</w:t>
-      </w:r>
-    </w:p>
-    <w:p>
-      <w:pPr>
-        <w:pStyle w:val="NormalWeb"/>
-        <w:numPr>
-          <w:ilvl w:val="0"/>
-          <w:numId w:val="4"/>
-        </w:numPr>
-        <w:rPr>
-          <w:rStyle w:val="Strong"/>
-          <w:rFonts w:asciiTheme="minorHAnsi" w:eastAsiaTheme="minorHAnsi" w:hAnsiTheme="minorHAnsi" w:cstheme="minorHAnsi"/>
-          <w:b w:val="0"/>
-          <w:bCs w:val="0"/>
-          <w:color w:val="262626" w:themeColor="text1" w:themeTint="D9"/>
-          <w:lang w:eastAsia="en-US"/>
-        </w:rPr>
-      </w:pPr>
-      <w:r>
-        <w:rPr>
-          <w:rStyle w:val="Strong"/>
-          <w:rFonts w:asciiTheme="minorHAnsi" w:eastAsiaTheme="minorHAnsi" w:hAnsiTheme="minorHAnsi" w:cstheme="minorHAnsi"/>
-          <w:b w:val="0"/>
-          <w:bCs w:val="0"/>
-          <w:color w:val="262626" w:themeColor="text1" w:themeTint="D9"/>
-          <w:lang w:eastAsia="en-US"/>
-        </w:rPr>
-        <w:t>Apps with a higher number of installations generally indicate greater popularity and user reach.</w:t>
-      </w:r>
-    </w:p>
-    <w:p>
-      <w:pPr>
-        <w:pStyle w:val="NormalWeb"/>
-        <w:numPr>
-          <w:ilvl w:val="0"/>
-          <w:numId w:val="4"/>
-        </w:numPr>
-        <w:rPr>
-          <w:rStyle w:val="Strong"/>
-          <w:rFonts w:asciiTheme="minorHAnsi" w:eastAsiaTheme="minorHAnsi" w:hAnsiTheme="minorHAnsi" w:cstheme="minorHAnsi"/>
-          <w:b w:val="0"/>
-          <w:bCs w:val="0"/>
-          <w:color w:val="262626" w:themeColor="text1" w:themeTint="D9"/>
-          <w:lang w:eastAsia="en-US"/>
-        </w:rPr>
-      </w:pPr>
-      <w:r>
-        <w:rPr>
-          <w:rStyle w:val="Strong"/>
-          <w:rFonts w:asciiTheme="minorHAnsi" w:eastAsiaTheme="minorHAnsi" w:hAnsiTheme="minorHAnsi" w:cstheme="minorHAnsi"/>
-          <w:b w:val="0"/>
-          <w:bCs w:val="0"/>
-          <w:color w:val="262626" w:themeColor="text1" w:themeTint="D9"/>
-          <w:lang w:eastAsia="en-US"/>
-        </w:rPr>
-        <w:t>User reviews provide an important measure of engagement and can be compared with installations using the Review-to-Install Ratio.</w:t>
-      </w:r>
-    </w:p>
-    <w:p>
-      <w:pPr>
-        <w:pStyle w:val="NormalWeb"/>
-        <w:numPr>
-          <w:ilvl w:val="0"/>
-          <w:numId w:val="4"/>
-        </w:numPr>
-        <w:rPr>
-          <w:rStyle w:val="Strong"/>
-          <w:rFonts w:asciiTheme="minorHAnsi" w:eastAsiaTheme="minorHAnsi" w:hAnsiTheme="minorHAnsi" w:cstheme="minorHAnsi"/>
-          <w:b w:val="0"/>
-          <w:bCs w:val="0"/>
-          <w:color w:val="262626" w:themeColor="text1" w:themeTint="D9"/>
-          <w:lang w:eastAsia="en-US"/>
-        </w:rPr>
-      </w:pPr>
-      <w:r>
-        <w:rPr>
-          <w:rStyle w:val="Strong"/>
-          <w:rFonts w:asciiTheme="minorHAnsi" w:eastAsiaTheme="minorHAnsi" w:hAnsiTheme="minorHAnsi" w:cstheme="minorHAnsi"/>
-          <w:b w:val="0"/>
-          <w:bCs w:val="0"/>
-          <w:color w:val="262626" w:themeColor="text1" w:themeTint="D9"/>
-          <w:lang w:eastAsia="en-US"/>
-        </w:rPr>
-        <w:t>App categories show differences in the number of applications, ratings, reviews, and installations.</w:t>
-      </w:r>
-    </w:p>
-    <w:p>
-      <w:pPr>
-        <w:pStyle w:val="NormalWeb"/>
-        <w:numPr>
-          <w:ilvl w:val="0"/>
-          <w:numId w:val="4"/>
-        </w:numPr>
-        <w:rPr>
-          <w:rStyle w:val="Strong"/>
-          <w:rFonts w:asciiTheme="minorHAnsi" w:eastAsiaTheme="minorHAnsi" w:hAnsiTheme="minorHAnsi" w:cstheme="minorHAnsi"/>
-          <w:b w:val="0"/>
-          <w:bCs w:val="0"/>
-          <w:color w:val="262626" w:themeColor="text1" w:themeTint="D9"/>
-          <w:lang w:eastAsia="en-US"/>
-        </w:rPr>
-      </w:pPr>
-      <w:r>
-        <w:rPr>
-          <w:rStyle w:val="Strong"/>
-          <w:rFonts w:asciiTheme="minorHAnsi" w:eastAsiaTheme="minorHAnsi" w:hAnsiTheme="minorHAnsi" w:cstheme="minorHAnsi"/>
-          <w:b w:val="0"/>
-          <w:bCs w:val="0"/>
-          <w:color w:val="262626" w:themeColor="text1" w:themeTint="D9"/>
-          <w:lang w:eastAsia="en-US"/>
-        </w:rPr>
-        <w:t>Most applications fall under the Most Popular category based on the installation-based popularity classification.</w:t>
-      </w:r>
-    </w:p>
-    <w:p>
-      <w:pPr>
-        <w:pStyle w:val="NormalWeb"/>
-        <w:numPr>
-          <w:ilvl w:val="0"/>
-          <w:numId w:val="4"/>
-        </w:numPr>
-        <w:rPr>
-          <w:rStyle w:val="Strong"/>
-          <w:rFonts w:asciiTheme="minorHAnsi" w:eastAsiaTheme="minorHAnsi" w:hAnsiTheme="minorHAnsi" w:cstheme="minorHAnsi"/>
-          <w:b w:val="0"/>
-          <w:bCs w:val="0"/>
-          <w:color w:val="262626" w:themeColor="text1" w:themeTint="D9"/>
-          <w:lang w:eastAsia="en-US"/>
-        </w:rPr>
-      </w:pPr>
-      <w:r>
-        <w:rPr>
-          <w:rStyle w:val="Strong"/>
-          <w:rFonts w:asciiTheme="minorHAnsi" w:eastAsiaTheme="minorHAnsi" w:hAnsiTheme="minorHAnsi" w:cstheme="minorHAnsi"/>
-          <w:b w:val="0"/>
-          <w:bCs w:val="0"/>
-          <w:color w:val="262626" w:themeColor="text1" w:themeTint="D9"/>
-          <w:lang w:eastAsia="en-US"/>
-        </w:rPr>
-        <w:t>The analysis of ratings, reviews, and installations helps identify patterns in app popularity and user engagement.</w:t>
-      </w:r>
-    </w:p>
-    <w:p>
-      <w:pPr>
-        <w:pStyle w:val="Heading2"/>
+      </w:pPr>
+      <w:r>
         <w:rPr>
           <w:rStyle w:val="Strong"/>
           <w:rFonts w:asciiTheme="minorHAnsi" w:eastAsiaTheme="minorHAnsi" w:hAnsiTheme="minorHAnsi" w:cstheme="minorHAnsi"/>
@@ -2416,8 +3223,46 @@
           <w:sz w:val="28"/>
           <w:szCs w:val="28"/>
         </w:rPr>
-      </w:pPr>
-      <w:r>
+        <w:lastRenderedPageBreak/>
+        <w:t>Overall Insight</w:t>
+      </w:r>
+    </w:p>
+    <w:p>
+      <w:pPr>
+        <w:pStyle w:val="NormalWeb"/>
+        <w:rPr>
+          <w:rStyle w:val="Strong"/>
+          <w:rFonts w:asciiTheme="minorHAnsi" w:eastAsiaTheme="minorHAnsi" w:hAnsiTheme="minorHAnsi" w:cstheme="minorHAnsi"/>
+          <w:color w:val="262626" w:themeColor="text1" w:themeTint="D9"/>
+          <w:lang w:eastAsia="en-US"/>
+        </w:rPr>
+      </w:pPr>
+      <w:r>
+        <w:rPr>
+          <w:rStyle w:val="Strong"/>
+          <w:rFonts w:asciiTheme="minorHAnsi" w:eastAsiaTheme="minorHAnsi" w:hAnsiTheme="minorHAnsi" w:cstheme="minorHAnsi"/>
+          <w:b w:val="0"/>
+          <w:bCs w:val="0"/>
+          <w:color w:val="262626" w:themeColor="text1" w:themeTint="D9"/>
+          <w:lang w:eastAsia="en-US"/>
+        </w:rPr>
+        <w:t xml:space="preserve">   </w:t>
+      </w:r>
+      <w:r>
+        <w:rPr>
+          <w:rStyle w:val="Strong"/>
+          <w:rFonts w:asciiTheme="minorHAnsi" w:eastAsiaTheme="minorHAnsi" w:hAnsiTheme="minorHAnsi" w:cstheme="minorHAnsi"/>
+          <w:b w:val="0"/>
+          <w:bCs w:val="0"/>
+          <w:color w:val="262626" w:themeColor="text1" w:themeTint="D9"/>
+          <w:lang w:eastAsia="en-US"/>
+        </w:rPr>
+        <w:t>The analysis highlights that sustainable app performance depends on more than downloads or ratings alone. A combination of category selection, visibility, user engagement, ratings, and pricing should be used to drive data-informed business decisions.</w:t>
+      </w:r>
+    </w:p>
+    <w:p>
+      <w:pPr>
+        <w:pStyle w:val="Heading2"/>
         <w:rPr>
           <w:rStyle w:val="Strong"/>
           <w:rFonts w:asciiTheme="minorHAnsi" w:eastAsiaTheme="minorHAnsi" w:hAnsiTheme="minorHAnsi" w:cstheme="minorHAnsi"/>
@@ -2427,57 +3272,7 @@
           <w:sz w:val="28"/>
           <w:szCs w:val="28"/>
         </w:rPr>
-        <w:t>Power BI Dashboard</w:t>
-      </w:r>
-    </w:p>
-    <w:p>
-      <w:pPr>
-        <w:pStyle w:val="NormalWeb"/>
-        <w:rPr>
-          <w:rStyle w:val="Strong"/>
-          <w:rFonts w:asciiTheme="minorHAnsi" w:eastAsiaTheme="minorHAnsi" w:hAnsiTheme="minorHAnsi" w:cstheme="minorHAnsi"/>
-          <w:b w:val="0"/>
-          <w:bCs w:val="0"/>
-          <w:color w:val="262626" w:themeColor="text1" w:themeTint="D9"/>
-          <w:lang w:eastAsia="en-US"/>
-        </w:rPr>
-      </w:pPr>
-      <w:r>
-        <w:rPr>
-          <w:rStyle w:val="Strong"/>
-          <w:rFonts w:asciiTheme="minorHAnsi" w:eastAsiaTheme="minorHAnsi" w:hAnsiTheme="minorHAnsi" w:cstheme="minorHAnsi"/>
-          <w:b w:val="0"/>
-          <w:bCs w:val="0"/>
-          <w:color w:val="262626" w:themeColor="text1" w:themeTint="D9"/>
-          <w:lang w:eastAsia="en-US"/>
-        </w:rPr>
-        <w:t>The cleaned and feature-engineered dataset was imported into Power BI to create an interactive dashboard. The dashboard presents important KPIs and visualizations related to app ratings, reviews, installations, app categories, pricing, app type, popularity, and update trends.</w:t>
-      </w:r>
-    </w:p>
-    <w:p>
-      <w:pPr>
-        <w:pStyle w:val="NormalWeb"/>
-        <w:rPr>
-          <w:rStyle w:val="Strong"/>
-          <w:rFonts w:asciiTheme="minorHAnsi" w:eastAsiaTheme="minorHAnsi" w:hAnsiTheme="minorHAnsi" w:cstheme="minorHAnsi"/>
-          <w:b w:val="0"/>
-          <w:bCs w:val="0"/>
-          <w:color w:val="262626" w:themeColor="text1" w:themeTint="D9"/>
-          <w:lang w:eastAsia="en-US"/>
-        </w:rPr>
-      </w:pPr>
-      <w:r>
-        <w:rPr>
-          <w:rStyle w:val="Strong"/>
-          <w:rFonts w:asciiTheme="minorHAnsi" w:eastAsiaTheme="minorHAnsi" w:hAnsiTheme="minorHAnsi" w:cstheme="minorHAnsi"/>
-          <w:b w:val="0"/>
-          <w:bCs w:val="0"/>
-          <w:color w:val="262626" w:themeColor="text1" w:themeTint="D9"/>
-          <w:lang w:eastAsia="en-US"/>
-        </w:rPr>
-        <w:lastRenderedPageBreak/>
-        <w:t>Interactive filters and charts allow users to explore the dataset from different perspectives and easily compare app performance across categories and application types. The Power BI dashboard converts the analytical results obtained from Python into an interactive and user-friendly format.</w:t>
-      </w:r>
+      </w:pPr>
     </w:p>
     <w:p>
       <w:pPr>
@@ -2502,6 +3297,102 @@
           <w:sz w:val="28"/>
           <w:szCs w:val="28"/>
         </w:rPr>
+        <w:t>Power BI Dashboard</w:t>
+      </w:r>
+    </w:p>
+    <w:p>
+      <w:pPr>
+        <w:pStyle w:val="NormalWeb"/>
+        <w:rPr>
+          <w:rStyle w:val="Strong"/>
+          <w:rFonts w:asciiTheme="minorHAnsi" w:eastAsiaTheme="minorHAnsi" w:hAnsiTheme="minorHAnsi" w:cstheme="minorHAnsi"/>
+          <w:b w:val="0"/>
+          <w:bCs w:val="0"/>
+          <w:color w:val="262626" w:themeColor="text1" w:themeTint="D9"/>
+          <w:lang w:eastAsia="en-US"/>
+        </w:rPr>
+      </w:pPr>
+      <w:r>
+        <w:rPr>
+          <w:rStyle w:val="Strong"/>
+          <w:rFonts w:asciiTheme="minorHAnsi" w:eastAsiaTheme="minorHAnsi" w:hAnsiTheme="minorHAnsi" w:cstheme="minorHAnsi"/>
+          <w:b w:val="0"/>
+          <w:bCs w:val="0"/>
+          <w:color w:val="262626" w:themeColor="text1" w:themeTint="D9"/>
+          <w:lang w:eastAsia="en-US"/>
+        </w:rPr>
+        <w:t xml:space="preserve">   </w:t>
+      </w:r>
+      <w:r>
+        <w:rPr>
+          <w:rStyle w:val="Strong"/>
+          <w:rFonts w:asciiTheme="minorHAnsi" w:eastAsiaTheme="minorHAnsi" w:hAnsiTheme="minorHAnsi" w:cstheme="minorHAnsi"/>
+          <w:b w:val="0"/>
+          <w:bCs w:val="0"/>
+          <w:color w:val="262626" w:themeColor="text1" w:themeTint="D9"/>
+          <w:lang w:eastAsia="en-US"/>
+        </w:rPr>
+        <w:t>The cleaned and feature-engineered dataset was imported into Power BI to create an interactive dashboard. The dashboard presents important KPIs and visualizations related to app ratings, reviews, installations, app categories, pricing, app type, popularity, and update trends.</w:t>
+      </w:r>
+    </w:p>
+    <w:p>
+      <w:pPr>
+        <w:pStyle w:val="NormalWeb"/>
+        <w:rPr>
+          <w:rStyle w:val="Strong"/>
+          <w:rFonts w:asciiTheme="minorHAnsi" w:eastAsiaTheme="minorHAnsi" w:hAnsiTheme="minorHAnsi" w:cstheme="minorHAnsi"/>
+          <w:b w:val="0"/>
+          <w:bCs w:val="0"/>
+          <w:color w:val="262626" w:themeColor="text1" w:themeTint="D9"/>
+          <w:lang w:eastAsia="en-US"/>
+        </w:rPr>
+      </w:pPr>
+      <w:r>
+        <w:rPr>
+          <w:rStyle w:val="Strong"/>
+          <w:rFonts w:asciiTheme="minorHAnsi" w:eastAsiaTheme="minorHAnsi" w:hAnsiTheme="minorHAnsi" w:cstheme="minorHAnsi"/>
+          <w:b w:val="0"/>
+          <w:bCs w:val="0"/>
+          <w:color w:val="262626" w:themeColor="text1" w:themeTint="D9"/>
+          <w:lang w:eastAsia="en-US"/>
+        </w:rPr>
+        <w:t xml:space="preserve">   </w:t>
+      </w:r>
+      <w:r>
+        <w:rPr>
+          <w:rStyle w:val="Strong"/>
+          <w:rFonts w:asciiTheme="minorHAnsi" w:eastAsiaTheme="minorHAnsi" w:hAnsiTheme="minorHAnsi" w:cstheme="minorHAnsi"/>
+          <w:b w:val="0"/>
+          <w:bCs w:val="0"/>
+          <w:color w:val="262626" w:themeColor="text1" w:themeTint="D9"/>
+          <w:lang w:eastAsia="en-US"/>
+        </w:rPr>
+        <w:t>Interactive filters and charts allow users to explore the dataset from different perspectives and easily compare app performance across categories and application types. The Power BI dashboard converts the analytical results obtained from Python into an interactive and user-friendly format.</w:t>
+      </w:r>
+    </w:p>
+    <w:p>
+      <w:pPr>
+        <w:pStyle w:val="Heading2"/>
+        <w:rPr>
+          <w:rStyle w:val="Strong"/>
+          <w:rFonts w:asciiTheme="minorHAnsi" w:eastAsiaTheme="minorHAnsi" w:hAnsiTheme="minorHAnsi" w:cstheme="minorHAnsi"/>
+          <w:b w:val="0"/>
+          <w:bCs w:val="0"/>
+          <w:color w:val="2E74B5" w:themeColor="accent5" w:themeShade="BF"/>
+          <w:sz w:val="28"/>
+          <w:szCs w:val="28"/>
+        </w:rPr>
+      </w:pPr>
+      <w:r>
+        <w:rPr>
+          <w:rStyle w:val="Strong"/>
+          <w:rFonts w:asciiTheme="minorHAnsi" w:eastAsiaTheme="minorHAnsi" w:hAnsiTheme="minorHAnsi" w:cstheme="minorHAnsi"/>
+          <w:b w:val="0"/>
+          <w:bCs w:val="0"/>
+          <w:color w:val="2E74B5" w:themeColor="accent5" w:themeShade="BF"/>
+          <w:sz w:val="28"/>
+          <w:szCs w:val="28"/>
+        </w:rPr>
         <w:t>Conclusion</w:t>
       </w:r>
     </w:p>
@@ -2526,6 +3417,17 @@
           <w:color w:val="262626" w:themeColor="text1" w:themeTint="D9"/>
           <w:lang w:eastAsia="en-US"/>
         </w:rPr>
+        <w:t xml:space="preserve">   </w:t>
+      </w:r>
+      <w:r>
+        <w:rPr>
+          <w:rStyle w:val="Strong"/>
+          <w:rFonts w:asciiTheme="minorHAnsi" w:eastAsiaTheme="minorHAnsi" w:hAnsiTheme="minorHAnsi" w:cstheme="minorHAnsi"/>
+          <w:b w:val="0"/>
+          <w:bCs w:val="0"/>
+          <w:color w:val="262626" w:themeColor="text1" w:themeTint="D9"/>
+          <w:lang w:eastAsia="en-US"/>
+        </w:rPr>
         <w:t>This project successfully analy</w:t>
       </w:r>
       <w:r>
@@ -2563,6 +3465,17 @@
           <w:lang w:eastAsia="en-US"/>
         </w:rPr>
       </w:pPr>
+      <w:r>
+        <w:rPr>
+          <w:rStyle w:val="Strong"/>
+          <w:rFonts w:asciiTheme="minorHAnsi" w:eastAsiaTheme="minorHAnsi" w:hAnsiTheme="minorHAnsi" w:cstheme="minorHAnsi"/>
+          <w:b w:val="0"/>
+          <w:bCs w:val="0"/>
+          <w:color w:val="262626" w:themeColor="text1" w:themeTint="D9"/>
+          <w:lang w:eastAsia="en-US"/>
+        </w:rPr>
+        <w:t xml:space="preserve">   </w:t>
+      </w:r>
       <w:r>
         <w:rPr>
           <w:rStyle w:val="Strong"/>
@@ -2585,13 +3498,91 @@
           <w:szCs w:val="32"/>
         </w:rPr>
       </w:pPr>
-      <w:r>
+    </w:p>
+    <w:p>
+      <w:pPr>
+        <w:pStyle w:val="NormalWeb"/>
         <w:rPr>
           <w:rFonts w:eastAsiaTheme="minorHAnsi"/>
           <w:color w:val="4472C4" w:themeColor="accent1"/>
           <w:sz w:val="32"/>
           <w:szCs w:val="32"/>
         </w:rPr>
+      </w:pPr>
+    </w:p>
+    <w:p>
+      <w:pPr>
+        <w:pStyle w:val="NormalWeb"/>
+        <w:rPr>
+          <w:rFonts w:eastAsiaTheme="minorHAnsi"/>
+          <w:color w:val="4472C4" w:themeColor="accent1"/>
+          <w:sz w:val="32"/>
+          <w:szCs w:val="32"/>
+        </w:rPr>
+      </w:pPr>
+    </w:p>
+    <w:p>
+      <w:pPr>
+        <w:pStyle w:val="NormalWeb"/>
+        <w:rPr>
+          <w:rFonts w:eastAsiaTheme="minorHAnsi"/>
+          <w:color w:val="4472C4" w:themeColor="accent1"/>
+          <w:sz w:val="32"/>
+          <w:szCs w:val="32"/>
+        </w:rPr>
+      </w:pPr>
+    </w:p>
+    <w:p>
+      <w:pPr>
+        <w:pStyle w:val="NormalWeb"/>
+        <w:rPr>
+          <w:rFonts w:eastAsiaTheme="minorHAnsi"/>
+          <w:color w:val="4472C4" w:themeColor="accent1"/>
+          <w:sz w:val="32"/>
+          <w:szCs w:val="32"/>
+        </w:rPr>
+      </w:pPr>
+    </w:p>
+    <w:p>
+      <w:pPr>
+        <w:pStyle w:val="NormalWeb"/>
+        <w:rPr>
+          <w:rFonts w:eastAsiaTheme="minorHAnsi"/>
+          <w:color w:val="4472C4" w:themeColor="accent1"/>
+          <w:sz w:val="32"/>
+          <w:szCs w:val="32"/>
+        </w:rPr>
+      </w:pPr>
+    </w:p>
+    <w:p>
+      <w:pPr>
+        <w:pStyle w:val="NormalWeb"/>
+        <w:rPr>
+          <w:rFonts w:eastAsiaTheme="minorHAnsi"/>
+          <w:color w:val="4472C4" w:themeColor="accent1"/>
+          <w:sz w:val="32"/>
+          <w:szCs w:val="32"/>
+        </w:rPr>
+      </w:pPr>
+    </w:p>
+    <w:p>
+      <w:pPr>
+        <w:pStyle w:val="NormalWeb"/>
+        <w:rPr>
+          <w:rFonts w:eastAsiaTheme="minorHAnsi"/>
+          <w:color w:val="4472C4" w:themeColor="accent1"/>
+          <w:sz w:val="32"/>
+          <w:szCs w:val="32"/>
+        </w:rPr>
+      </w:pPr>
+      <w:r>
+        <w:rPr>
+          <w:rFonts w:eastAsiaTheme="minorHAnsi"/>
+          <w:color w:val="4472C4" w:themeColor="accent1"/>
+          <w:sz w:val="32"/>
+          <w:szCs w:val="32"/>
+        </w:rPr>
+        <w:lastRenderedPageBreak/>
         <w:t xml:space="preserve">Screenshot of Power BI Dashboard: </w:t>
       </w:r>
     </w:p>
@@ -2696,36 +3687,13 @@
           <w:lang w:eastAsia="en-US"/>
         </w:rPr>
       </w:pPr>
-    </w:p>
-    <w:p>
-      <w:pPr>
-        <w:pStyle w:val="NormalWeb"/>
+      <w:r>
         <w:rPr>
           <w:color w:val="4472C4" w:themeColor="accent1"/>
           <w:sz w:val="32"/>
           <w:szCs w:val="32"/>
           <w:lang w:eastAsia="en-US"/>
         </w:rPr>
-      </w:pPr>
-    </w:p>
-    <w:p>
-      <w:pPr>
-        <w:pStyle w:val="NormalWeb"/>
-        <w:rPr>
-          <w:color w:val="4472C4" w:themeColor="accent1"/>
-          <w:sz w:val="32"/>
-          <w:szCs w:val="32"/>
-          <w:lang w:eastAsia="en-US"/>
-        </w:rPr>
-      </w:pPr>
-      <w:r>
-        <w:rPr>
-          <w:color w:val="4472C4" w:themeColor="accent1"/>
-          <w:sz w:val="32"/>
-          <w:szCs w:val="32"/>
-          <w:lang w:eastAsia="en-US"/>
-        </w:rPr>
-        <w:lastRenderedPageBreak/>
         <w:t>Page 2: Popularity&amp; User Engagement</w:t>
       </w:r>
     </w:p>
@@ -2793,24 +3761,14 @@
           <w:lang w:eastAsia="en-US"/>
         </w:rPr>
       </w:pPr>
-    </w:p>
-    <w:p>
-      <w:pPr>
-        <w:pStyle w:val="NormalWeb"/>
+      <w:r>
         <w:rPr>
           <w:color w:val="4472C4" w:themeColor="accent1"/>
           <w:sz w:val="32"/>
           <w:szCs w:val="32"/>
           <w:lang w:eastAsia="en-US"/>
         </w:rPr>
-      </w:pPr>
-      <w:r>
-        <w:rPr>
-          <w:color w:val="4472C4" w:themeColor="accent1"/>
-          <w:sz w:val="32"/>
-          <w:szCs w:val="32"/>
-          <w:lang w:eastAsia="en-US"/>
-        </w:rPr>
+        <w:lastRenderedPageBreak/>
         <w:t>Page 3:</w:t>
       </w:r>
       <w:r>
@@ -3110,6 +4068,288 @@
     </w:lvl>
   </w:abstractNum>
   <w:abstractNum w:abstractNumId="1" w15:restartNumberingAfterBreak="0">
+    <w:nsid w:val="0A8D00F0"/>
+    <w:multiLevelType w:val="multilevel"/>
+    <w:tmpl w:val="5416276A"/>
+    <w:lvl w:ilvl="0">
+      <w:start w:val="1"/>
+      <w:numFmt w:val="bullet"/>
+      <w:lvlText w:val=""/>
+      <w:lvlJc w:val="left"/>
+      <w:pPr>
+        <w:tabs>
+          <w:tab w:val="num" w:pos="720"/>
+        </w:tabs>
+        <w:ind w:left="720" w:hanging="360"/>
+      </w:pPr>
+      <w:rPr>
+        <w:rFonts w:ascii="Symbol" w:hAnsi="Symbol" w:hint="default"/>
+        <w:sz w:val="20"/>
+      </w:rPr>
+    </w:lvl>
+    <w:lvl w:ilvl="1" w:tentative="1">
+      <w:numFmt w:val="bullet"/>
+      <w:lvlText w:val="o"/>
+      <w:lvlJc w:val="left"/>
+      <w:pPr>
+        <w:tabs>
+          <w:tab w:val="num" w:pos="1440"/>
+        </w:tabs>
+        <w:ind w:left="1440" w:hanging="360"/>
+      </w:pPr>
+      <w:rPr>
+        <w:rFonts w:ascii="Courier New" w:hAnsi="Courier New" w:hint="default"/>
+        <w:sz w:val="20"/>
+      </w:rPr>
+    </w:lvl>
+    <w:lvl w:ilvl="2" w:tentative="1">
+      <w:numFmt w:val="bullet"/>
+      <w:lvlText w:val=""/>
+      <w:lvlJc w:val="left"/>
+      <w:pPr>
+        <w:tabs>
+          <w:tab w:val="num" w:pos="2160"/>
+        </w:tabs>
+        <w:ind w:left="2160" w:hanging="360"/>
+      </w:pPr>
+      <w:rPr>
+        <w:rFonts w:ascii="Wingdings" w:hAnsi="Wingdings" w:hint="default"/>
+        <w:sz w:val="20"/>
+      </w:rPr>
+    </w:lvl>
+    <w:lvl w:ilvl="3" w:tentative="1">
+      <w:numFmt w:val="bullet"/>
+      <w:lvlText w:val=""/>
+      <w:lvlJc w:val="left"/>
+      <w:pPr>
+        <w:tabs>
+          <w:tab w:val="num" w:pos="2880"/>
+        </w:tabs>
+        <w:ind w:left="2880" w:hanging="360"/>
+      </w:pPr>
+      <w:rPr>
+        <w:rFonts w:ascii="Wingdings" w:hAnsi="Wingdings" w:hint="default"/>
+        <w:sz w:val="20"/>
+      </w:rPr>
+    </w:lvl>
+    <w:lvl w:ilvl="4" w:tentative="1">
+      <w:numFmt w:val="bullet"/>
+      <w:lvlText w:val=""/>
+      <w:lvlJc w:val="left"/>
+      <w:pPr>
+        <w:tabs>
+          <w:tab w:val="num" w:pos="3600"/>
+        </w:tabs>
+        <w:ind w:left="3600" w:hanging="360"/>
+      </w:pPr>
+      <w:rPr>
+        <w:rFonts w:ascii="Wingdings" w:hAnsi="Wingdings" w:hint="default"/>
+        <w:sz w:val="20"/>
+      </w:rPr>
+    </w:lvl>
+    <w:lvl w:ilvl="5" w:tentative="1">
+      <w:numFmt w:val="bullet"/>
+      <w:lvlText w:val=""/>
+      <w:lvlJc w:val="left"/>
+      <w:pPr>
+        <w:tabs>
+          <w:tab w:val="num" w:pos="4320"/>
+        </w:tabs>
+        <w:ind w:left="4320" w:hanging="360"/>
+      </w:pPr>
+      <w:rPr>
+        <w:rFonts w:ascii="Wingdings" w:hAnsi="Wingdings" w:hint="default"/>
+        <w:sz w:val="20"/>
+      </w:rPr>
+    </w:lvl>
+    <w:lvl w:ilvl="6" w:tentative="1">
+      <w:numFmt w:val="bullet"/>
+      <w:lvlText w:val=""/>
+      <w:lvlJc w:val="left"/>
+      <w:pPr>
+        <w:tabs>
+          <w:tab w:val="num" w:pos="5040"/>
+        </w:tabs>
+        <w:ind w:left="5040" w:hanging="360"/>
+      </w:pPr>
+      <w:rPr>
+        <w:rFonts w:ascii="Wingdings" w:hAnsi="Wingdings" w:hint="default"/>
+        <w:sz w:val="20"/>
+      </w:rPr>
+    </w:lvl>
+    <w:lvl w:ilvl="7" w:tentative="1">
+      <w:numFmt w:val="bullet"/>
+      <w:lvlText w:val=""/>
+      <w:lvlJc w:val="left"/>
+      <w:pPr>
+        <w:tabs>
+          <w:tab w:val="num" w:pos="5760"/>
+        </w:tabs>
+        <w:ind w:left="5760" w:hanging="360"/>
+      </w:pPr>
+      <w:rPr>
+        <w:rFonts w:ascii="Wingdings" w:hAnsi="Wingdings" w:hint="default"/>
+        <w:sz w:val="20"/>
+      </w:rPr>
+    </w:lvl>
+    <w:lvl w:ilvl="8" w:tentative="1">
+      <w:numFmt w:val="bullet"/>
+      <w:lvlText w:val=""/>
+      <w:lvlJc w:val="left"/>
+      <w:pPr>
+        <w:tabs>
+          <w:tab w:val="num" w:pos="6480"/>
+        </w:tabs>
+        <w:ind w:left="6480" w:hanging="360"/>
+      </w:pPr>
+      <w:rPr>
+        <w:rFonts w:ascii="Wingdings" w:hAnsi="Wingdings" w:hint="default"/>
+        <w:sz w:val="20"/>
+      </w:rPr>
+    </w:lvl>
+  </w:abstractNum>
+  <w:abstractNum w:abstractNumId="2" w15:restartNumberingAfterBreak="0">
+    <w:nsid w:val="10F406D2"/>
+    <w:multiLevelType w:val="multilevel"/>
+    <w:tmpl w:val="CD98C82A"/>
+    <w:lvl w:ilvl="0">
+      <w:start w:val="1"/>
+      <w:numFmt w:val="bullet"/>
+      <w:lvlText w:val=""/>
+      <w:lvlJc w:val="left"/>
+      <w:pPr>
+        <w:tabs>
+          <w:tab w:val="num" w:pos="720"/>
+        </w:tabs>
+        <w:ind w:left="720" w:hanging="360"/>
+      </w:pPr>
+      <w:rPr>
+        <w:rFonts w:ascii="Symbol" w:hAnsi="Symbol" w:hint="default"/>
+        <w:sz w:val="20"/>
+      </w:rPr>
+    </w:lvl>
+    <w:lvl w:ilvl="1" w:tentative="1">
+      <w:numFmt w:val="bullet"/>
+      <w:lvlText w:val="o"/>
+      <w:lvlJc w:val="left"/>
+      <w:pPr>
+        <w:tabs>
+          <w:tab w:val="num" w:pos="1440"/>
+        </w:tabs>
+        <w:ind w:left="1440" w:hanging="360"/>
+      </w:pPr>
+      <w:rPr>
+        <w:rFonts w:ascii="Courier New" w:hAnsi="Courier New" w:hint="default"/>
+        <w:sz w:val="20"/>
+      </w:rPr>
+    </w:lvl>
+    <w:lvl w:ilvl="2" w:tentative="1">
+      <w:numFmt w:val="bullet"/>
+      <w:lvlText w:val=""/>
+      <w:lvlJc w:val="left"/>
+      <w:pPr>
+        <w:tabs>
+          <w:tab w:val="num" w:pos="2160"/>
+        </w:tabs>
+        <w:ind w:left="2160" w:hanging="360"/>
+      </w:pPr>
+      <w:rPr>
+        <w:rFonts w:ascii="Wingdings" w:hAnsi="Wingdings" w:hint="default"/>
+        <w:sz w:val="20"/>
+      </w:rPr>
+    </w:lvl>
+    <w:lvl w:ilvl="3" w:tentative="1">
+      <w:numFmt w:val="bullet"/>
+      <w:lvlText w:val=""/>
+      <w:lvlJc w:val="left"/>
+      <w:pPr>
+        <w:tabs>
+          <w:tab w:val="num" w:pos="2880"/>
+        </w:tabs>
+        <w:ind w:left="2880" w:hanging="360"/>
+      </w:pPr>
+      <w:rPr>
+        <w:rFonts w:ascii="Wingdings" w:hAnsi="Wingdings" w:hint="default"/>
+        <w:sz w:val="20"/>
+      </w:rPr>
+    </w:lvl>
+    <w:lvl w:ilvl="4" w:tentative="1">
+      <w:numFmt w:val="bullet"/>
+      <w:lvlText w:val=""/>
+      <w:lvlJc w:val="left"/>
+      <w:pPr>
+        <w:tabs>
+          <w:tab w:val="num" w:pos="3600"/>
+        </w:tabs>
+        <w:ind w:left="3600" w:hanging="360"/>
+      </w:pPr>
+      <w:rPr>
+        <w:rFonts w:ascii="Wingdings" w:hAnsi="Wingdings" w:hint="default"/>
+        <w:sz w:val="20"/>
+      </w:rPr>
+    </w:lvl>
+    <w:lvl w:ilvl="5" w:tentative="1">
+      <w:numFmt w:val="bullet"/>
+      <w:lvlText w:val=""/>
+      <w:lvlJc w:val="left"/>
+      <w:pPr>
+        <w:tabs>
+          <w:tab w:val="num" w:pos="4320"/>
+        </w:tabs>
+        <w:ind w:left="4320" w:hanging="360"/>
+      </w:pPr>
+      <w:rPr>
+        <w:rFonts w:ascii="Wingdings" w:hAnsi="Wingdings" w:hint="default"/>
+        <w:sz w:val="20"/>
+      </w:rPr>
+    </w:lvl>
+    <w:lvl w:ilvl="6" w:tentative="1">
+      <w:numFmt w:val="bullet"/>
+      <w:lvlText w:val=""/>
+      <w:lvlJc w:val="left"/>
+      <w:pPr>
+        <w:tabs>
+          <w:tab w:val="num" w:pos="5040"/>
+        </w:tabs>
+        <w:ind w:left="5040" w:hanging="360"/>
+      </w:pPr>
+      <w:rPr>
+        <w:rFonts w:ascii="Wingdings" w:hAnsi="Wingdings" w:hint="default"/>
+        <w:sz w:val="20"/>
+      </w:rPr>
+    </w:lvl>
+    <w:lvl w:ilvl="7" w:tentative="1">
+      <w:numFmt w:val="bullet"/>
+      <w:lvlText w:val=""/>
+      <w:lvlJc w:val="left"/>
+      <w:pPr>
+        <w:tabs>
+          <w:tab w:val="num" w:pos="5760"/>
+        </w:tabs>
+        <w:ind w:left="5760" w:hanging="360"/>
+      </w:pPr>
+      <w:rPr>
+        <w:rFonts w:ascii="Wingdings" w:hAnsi="Wingdings" w:hint="default"/>
+        <w:sz w:val="20"/>
+      </w:rPr>
+    </w:lvl>
+    <w:lvl w:ilvl="8" w:tentative="1">
+      <w:numFmt w:val="bullet"/>
+      <w:lvlText w:val=""/>
+      <w:lvlJc w:val="left"/>
+      <w:pPr>
+        <w:tabs>
+          <w:tab w:val="num" w:pos="6480"/>
+        </w:tabs>
+        <w:ind w:left="6480" w:hanging="360"/>
+      </w:pPr>
+      <w:rPr>
+        <w:rFonts w:ascii="Wingdings" w:hAnsi="Wingdings" w:hint="default"/>
+        <w:sz w:val="20"/>
+      </w:rPr>
+    </w:lvl>
+  </w:abstractNum>
+  <w:abstractNum w:abstractNumId="3" w15:restartNumberingAfterBreak="0">
     <w:nsid w:val="1708486C"/>
     <w:multiLevelType w:val="hybridMultilevel"/>
     <w:tmpl w:val="47EE0A56"/>
@@ -3222,7 +4462,7 @@
       </w:rPr>
     </w:lvl>
   </w:abstractNum>
-  <w:abstractNum w:abstractNumId="2" w15:restartNumberingAfterBreak="0">
+  <w:abstractNum w:abstractNumId="4" w15:restartNumberingAfterBreak="0">
     <w:nsid w:val="335448EB"/>
     <w:multiLevelType w:val="multilevel"/>
     <w:tmpl w:val="5B740A10"/>
@@ -3363,7 +4603,7 @@
       </w:rPr>
     </w:lvl>
   </w:abstractNum>
-  <w:abstractNum w:abstractNumId="3" w15:restartNumberingAfterBreak="0">
+  <w:abstractNum w:abstractNumId="5" w15:restartNumberingAfterBreak="0">
     <w:nsid w:val="335C0242"/>
     <w:multiLevelType w:val="multilevel"/>
     <w:tmpl w:val="B5EEF658"/>
@@ -3504,17 +4744,743 @@
       </w:rPr>
     </w:lvl>
   </w:abstractNum>
+  <w:abstractNum w:abstractNumId="6" w15:restartNumberingAfterBreak="0">
+    <w:nsid w:val="39261A5C"/>
+    <w:multiLevelType w:val="multilevel"/>
+    <w:tmpl w:val="C2F0F9B6"/>
+    <w:lvl w:ilvl="0">
+      <w:start w:val="1"/>
+      <w:numFmt w:val="bullet"/>
+      <w:lvlText w:val=""/>
+      <w:lvlJc w:val="left"/>
+      <w:pPr>
+        <w:tabs>
+          <w:tab w:val="num" w:pos="720"/>
+        </w:tabs>
+        <w:ind w:left="720" w:hanging="360"/>
+      </w:pPr>
+      <w:rPr>
+        <w:rFonts w:ascii="Symbol" w:hAnsi="Symbol" w:hint="default"/>
+        <w:sz w:val="20"/>
+      </w:rPr>
+    </w:lvl>
+    <w:lvl w:ilvl="1" w:tentative="1">
+      <w:numFmt w:val="bullet"/>
+      <w:lvlText w:val="o"/>
+      <w:lvlJc w:val="left"/>
+      <w:pPr>
+        <w:tabs>
+          <w:tab w:val="num" w:pos="1440"/>
+        </w:tabs>
+        <w:ind w:left="1440" w:hanging="360"/>
+      </w:pPr>
+      <w:rPr>
+        <w:rFonts w:ascii="Courier New" w:hAnsi="Courier New" w:hint="default"/>
+        <w:sz w:val="20"/>
+      </w:rPr>
+    </w:lvl>
+    <w:lvl w:ilvl="2" w:tentative="1">
+      <w:numFmt w:val="bullet"/>
+      <w:lvlText w:val=""/>
+      <w:lvlJc w:val="left"/>
+      <w:pPr>
+        <w:tabs>
+          <w:tab w:val="num" w:pos="2160"/>
+        </w:tabs>
+        <w:ind w:left="2160" w:hanging="360"/>
+      </w:pPr>
+      <w:rPr>
+        <w:rFonts w:ascii="Wingdings" w:hAnsi="Wingdings" w:hint="default"/>
+        <w:sz w:val="20"/>
+      </w:rPr>
+    </w:lvl>
+    <w:lvl w:ilvl="3" w:tentative="1">
+      <w:numFmt w:val="bullet"/>
+      <w:lvlText w:val=""/>
+      <w:lvlJc w:val="left"/>
+      <w:pPr>
+        <w:tabs>
+          <w:tab w:val="num" w:pos="2880"/>
+        </w:tabs>
+        <w:ind w:left="2880" w:hanging="360"/>
+      </w:pPr>
+      <w:rPr>
+        <w:rFonts w:ascii="Wingdings" w:hAnsi="Wingdings" w:hint="default"/>
+        <w:sz w:val="20"/>
+      </w:rPr>
+    </w:lvl>
+    <w:lvl w:ilvl="4" w:tentative="1">
+      <w:numFmt w:val="bullet"/>
+      <w:lvlText w:val=""/>
+      <w:lvlJc w:val="left"/>
+      <w:pPr>
+        <w:tabs>
+          <w:tab w:val="num" w:pos="3600"/>
+        </w:tabs>
+        <w:ind w:left="3600" w:hanging="360"/>
+      </w:pPr>
+      <w:rPr>
+        <w:rFonts w:ascii="Wingdings" w:hAnsi="Wingdings" w:hint="default"/>
+        <w:sz w:val="20"/>
+      </w:rPr>
+    </w:lvl>
+    <w:lvl w:ilvl="5" w:tentative="1">
+      <w:numFmt w:val="bullet"/>
+      <w:lvlText w:val=""/>
+      <w:lvlJc w:val="left"/>
+      <w:pPr>
+        <w:tabs>
+          <w:tab w:val="num" w:pos="4320"/>
+        </w:tabs>
+        <w:ind w:left="4320" w:hanging="360"/>
+      </w:pPr>
+      <w:rPr>
+        <w:rFonts w:ascii="Wingdings" w:hAnsi="Wingdings" w:hint="default"/>
+        <w:sz w:val="20"/>
+      </w:rPr>
+    </w:lvl>
+    <w:lvl w:ilvl="6" w:tentative="1">
+      <w:numFmt w:val="bullet"/>
+      <w:lvlText w:val=""/>
+      <w:lvlJc w:val="left"/>
+      <w:pPr>
+        <w:tabs>
+          <w:tab w:val="num" w:pos="5040"/>
+        </w:tabs>
+        <w:ind w:left="5040" w:hanging="360"/>
+      </w:pPr>
+      <w:rPr>
+        <w:rFonts w:ascii="Wingdings" w:hAnsi="Wingdings" w:hint="default"/>
+        <w:sz w:val="20"/>
+      </w:rPr>
+    </w:lvl>
+    <w:lvl w:ilvl="7" w:tentative="1">
+      <w:numFmt w:val="bullet"/>
+      <w:lvlText w:val=""/>
+      <w:lvlJc w:val="left"/>
+      <w:pPr>
+        <w:tabs>
+          <w:tab w:val="num" w:pos="5760"/>
+        </w:tabs>
+        <w:ind w:left="5760" w:hanging="360"/>
+      </w:pPr>
+      <w:rPr>
+        <w:rFonts w:ascii="Wingdings" w:hAnsi="Wingdings" w:hint="default"/>
+        <w:sz w:val="20"/>
+      </w:rPr>
+    </w:lvl>
+    <w:lvl w:ilvl="8" w:tentative="1">
+      <w:numFmt w:val="bullet"/>
+      <w:lvlText w:val=""/>
+      <w:lvlJc w:val="left"/>
+      <w:pPr>
+        <w:tabs>
+          <w:tab w:val="num" w:pos="6480"/>
+        </w:tabs>
+        <w:ind w:left="6480" w:hanging="360"/>
+      </w:pPr>
+      <w:rPr>
+        <w:rFonts w:ascii="Wingdings" w:hAnsi="Wingdings" w:hint="default"/>
+        <w:sz w:val="20"/>
+      </w:rPr>
+    </w:lvl>
+  </w:abstractNum>
+  <w:abstractNum w:abstractNumId="7" w15:restartNumberingAfterBreak="0">
+    <w:nsid w:val="3E4B72AC"/>
+    <w:multiLevelType w:val="multilevel"/>
+    <w:tmpl w:val="F34C4056"/>
+    <w:lvl w:ilvl="0">
+      <w:start w:val="1"/>
+      <w:numFmt w:val="bullet"/>
+      <w:lvlText w:val=""/>
+      <w:lvlJc w:val="left"/>
+      <w:pPr>
+        <w:tabs>
+          <w:tab w:val="num" w:pos="720"/>
+        </w:tabs>
+        <w:ind w:left="720" w:hanging="360"/>
+      </w:pPr>
+      <w:rPr>
+        <w:rFonts w:ascii="Symbol" w:hAnsi="Symbol" w:hint="default"/>
+        <w:sz w:val="20"/>
+      </w:rPr>
+    </w:lvl>
+    <w:lvl w:ilvl="1" w:tentative="1">
+      <w:numFmt w:val="bullet"/>
+      <w:lvlText w:val="o"/>
+      <w:lvlJc w:val="left"/>
+      <w:pPr>
+        <w:tabs>
+          <w:tab w:val="num" w:pos="1440"/>
+        </w:tabs>
+        <w:ind w:left="1440" w:hanging="360"/>
+      </w:pPr>
+      <w:rPr>
+        <w:rFonts w:ascii="Courier New" w:hAnsi="Courier New" w:hint="default"/>
+        <w:sz w:val="20"/>
+      </w:rPr>
+    </w:lvl>
+    <w:lvl w:ilvl="2" w:tentative="1">
+      <w:numFmt w:val="bullet"/>
+      <w:lvlText w:val=""/>
+      <w:lvlJc w:val="left"/>
+      <w:pPr>
+        <w:tabs>
+          <w:tab w:val="num" w:pos="2160"/>
+        </w:tabs>
+        <w:ind w:left="2160" w:hanging="360"/>
+      </w:pPr>
+      <w:rPr>
+        <w:rFonts w:ascii="Wingdings" w:hAnsi="Wingdings" w:hint="default"/>
+        <w:sz w:val="20"/>
+      </w:rPr>
+    </w:lvl>
+    <w:lvl w:ilvl="3" w:tentative="1">
+      <w:numFmt w:val="bullet"/>
+      <w:lvlText w:val=""/>
+      <w:lvlJc w:val="left"/>
+      <w:pPr>
+        <w:tabs>
+          <w:tab w:val="num" w:pos="2880"/>
+        </w:tabs>
+        <w:ind w:left="2880" w:hanging="360"/>
+      </w:pPr>
+      <w:rPr>
+        <w:rFonts w:ascii="Wingdings" w:hAnsi="Wingdings" w:hint="default"/>
+        <w:sz w:val="20"/>
+      </w:rPr>
+    </w:lvl>
+    <w:lvl w:ilvl="4" w:tentative="1">
+      <w:numFmt w:val="bullet"/>
+      <w:lvlText w:val=""/>
+      <w:lvlJc w:val="left"/>
+      <w:pPr>
+        <w:tabs>
+          <w:tab w:val="num" w:pos="3600"/>
+        </w:tabs>
+        <w:ind w:left="3600" w:hanging="360"/>
+      </w:pPr>
+      <w:rPr>
+        <w:rFonts w:ascii="Wingdings" w:hAnsi="Wingdings" w:hint="default"/>
+        <w:sz w:val="20"/>
+      </w:rPr>
+    </w:lvl>
+    <w:lvl w:ilvl="5" w:tentative="1">
+      <w:numFmt w:val="bullet"/>
+      <w:lvlText w:val=""/>
+      <w:lvlJc w:val="left"/>
+      <w:pPr>
+        <w:tabs>
+          <w:tab w:val="num" w:pos="4320"/>
+        </w:tabs>
+        <w:ind w:left="4320" w:hanging="360"/>
+      </w:pPr>
+      <w:rPr>
+        <w:rFonts w:ascii="Wingdings" w:hAnsi="Wingdings" w:hint="default"/>
+        <w:sz w:val="20"/>
+      </w:rPr>
+    </w:lvl>
+    <w:lvl w:ilvl="6" w:tentative="1">
+      <w:numFmt w:val="bullet"/>
+      <w:lvlText w:val=""/>
+      <w:lvlJc w:val="left"/>
+      <w:pPr>
+        <w:tabs>
+          <w:tab w:val="num" w:pos="5040"/>
+        </w:tabs>
+        <w:ind w:left="5040" w:hanging="360"/>
+      </w:pPr>
+      <w:rPr>
+        <w:rFonts w:ascii="Wingdings" w:hAnsi="Wingdings" w:hint="default"/>
+        <w:sz w:val="20"/>
+      </w:rPr>
+    </w:lvl>
+    <w:lvl w:ilvl="7" w:tentative="1">
+      <w:numFmt w:val="bullet"/>
+      <w:lvlText w:val=""/>
+      <w:lvlJc w:val="left"/>
+      <w:pPr>
+        <w:tabs>
+          <w:tab w:val="num" w:pos="5760"/>
+        </w:tabs>
+        <w:ind w:left="5760" w:hanging="360"/>
+      </w:pPr>
+      <w:rPr>
+        <w:rFonts w:ascii="Wingdings" w:hAnsi="Wingdings" w:hint="default"/>
+        <w:sz w:val="20"/>
+      </w:rPr>
+    </w:lvl>
+    <w:lvl w:ilvl="8" w:tentative="1">
+      <w:numFmt w:val="bullet"/>
+      <w:lvlText w:val=""/>
+      <w:lvlJc w:val="left"/>
+      <w:pPr>
+        <w:tabs>
+          <w:tab w:val="num" w:pos="6480"/>
+        </w:tabs>
+        <w:ind w:left="6480" w:hanging="360"/>
+      </w:pPr>
+      <w:rPr>
+        <w:rFonts w:ascii="Wingdings" w:hAnsi="Wingdings" w:hint="default"/>
+        <w:sz w:val="20"/>
+      </w:rPr>
+    </w:lvl>
+  </w:abstractNum>
+  <w:abstractNum w:abstractNumId="8" w15:restartNumberingAfterBreak="0">
+    <w:nsid w:val="44925274"/>
+    <w:multiLevelType w:val="multilevel"/>
+    <w:tmpl w:val="DA94FAF8"/>
+    <w:lvl w:ilvl="0">
+      <w:start w:val="1"/>
+      <w:numFmt w:val="bullet"/>
+      <w:lvlText w:val=""/>
+      <w:lvlJc w:val="left"/>
+      <w:pPr>
+        <w:tabs>
+          <w:tab w:val="num" w:pos="720"/>
+        </w:tabs>
+        <w:ind w:left="720" w:hanging="360"/>
+      </w:pPr>
+      <w:rPr>
+        <w:rFonts w:ascii="Symbol" w:hAnsi="Symbol" w:hint="default"/>
+        <w:sz w:val="20"/>
+      </w:rPr>
+    </w:lvl>
+    <w:lvl w:ilvl="1" w:tentative="1">
+      <w:numFmt w:val="bullet"/>
+      <w:lvlText w:val="o"/>
+      <w:lvlJc w:val="left"/>
+      <w:pPr>
+        <w:tabs>
+          <w:tab w:val="num" w:pos="1440"/>
+        </w:tabs>
+        <w:ind w:left="1440" w:hanging="360"/>
+      </w:pPr>
+      <w:rPr>
+        <w:rFonts w:ascii="Courier New" w:hAnsi="Courier New" w:hint="default"/>
+        <w:sz w:val="20"/>
+      </w:rPr>
+    </w:lvl>
+    <w:lvl w:ilvl="2" w:tentative="1">
+      <w:numFmt w:val="bullet"/>
+      <w:lvlText w:val=""/>
+      <w:lvlJc w:val="left"/>
+      <w:pPr>
+        <w:tabs>
+          <w:tab w:val="num" w:pos="2160"/>
+        </w:tabs>
+        <w:ind w:left="2160" w:hanging="360"/>
+      </w:pPr>
+      <w:rPr>
+        <w:rFonts w:ascii="Wingdings" w:hAnsi="Wingdings" w:hint="default"/>
+        <w:sz w:val="20"/>
+      </w:rPr>
+    </w:lvl>
+    <w:lvl w:ilvl="3" w:tentative="1">
+      <w:numFmt w:val="bullet"/>
+      <w:lvlText w:val=""/>
+      <w:lvlJc w:val="left"/>
+      <w:pPr>
+        <w:tabs>
+          <w:tab w:val="num" w:pos="2880"/>
+        </w:tabs>
+        <w:ind w:left="2880" w:hanging="360"/>
+      </w:pPr>
+      <w:rPr>
+        <w:rFonts w:ascii="Wingdings" w:hAnsi="Wingdings" w:hint="default"/>
+        <w:sz w:val="20"/>
+      </w:rPr>
+    </w:lvl>
+    <w:lvl w:ilvl="4" w:tentative="1">
+      <w:numFmt w:val="bullet"/>
+      <w:lvlText w:val=""/>
+      <w:lvlJc w:val="left"/>
+      <w:pPr>
+        <w:tabs>
+          <w:tab w:val="num" w:pos="3600"/>
+        </w:tabs>
+        <w:ind w:left="3600" w:hanging="360"/>
+      </w:pPr>
+      <w:rPr>
+        <w:rFonts w:ascii="Wingdings" w:hAnsi="Wingdings" w:hint="default"/>
+        <w:sz w:val="20"/>
+      </w:rPr>
+    </w:lvl>
+    <w:lvl w:ilvl="5" w:tentative="1">
+      <w:numFmt w:val="bullet"/>
+      <w:lvlText w:val=""/>
+      <w:lvlJc w:val="left"/>
+      <w:pPr>
+        <w:tabs>
+          <w:tab w:val="num" w:pos="4320"/>
+        </w:tabs>
+        <w:ind w:left="4320" w:hanging="360"/>
+      </w:pPr>
+      <w:rPr>
+        <w:rFonts w:ascii="Wingdings" w:hAnsi="Wingdings" w:hint="default"/>
+        <w:sz w:val="20"/>
+      </w:rPr>
+    </w:lvl>
+    <w:lvl w:ilvl="6" w:tentative="1">
+      <w:numFmt w:val="bullet"/>
+      <w:lvlText w:val=""/>
+      <w:lvlJc w:val="left"/>
+      <w:pPr>
+        <w:tabs>
+          <w:tab w:val="num" w:pos="5040"/>
+        </w:tabs>
+        <w:ind w:left="5040" w:hanging="360"/>
+      </w:pPr>
+      <w:rPr>
+        <w:rFonts w:ascii="Wingdings" w:hAnsi="Wingdings" w:hint="default"/>
+        <w:sz w:val="20"/>
+      </w:rPr>
+    </w:lvl>
+    <w:lvl w:ilvl="7" w:tentative="1">
+      <w:numFmt w:val="bullet"/>
+      <w:lvlText w:val=""/>
+      <w:lvlJc w:val="left"/>
+      <w:pPr>
+        <w:tabs>
+          <w:tab w:val="num" w:pos="5760"/>
+        </w:tabs>
+        <w:ind w:left="5760" w:hanging="360"/>
+      </w:pPr>
+      <w:rPr>
+        <w:rFonts w:ascii="Wingdings" w:hAnsi="Wingdings" w:hint="default"/>
+        <w:sz w:val="20"/>
+      </w:rPr>
+    </w:lvl>
+    <w:lvl w:ilvl="8" w:tentative="1">
+      <w:numFmt w:val="bullet"/>
+      <w:lvlText w:val=""/>
+      <w:lvlJc w:val="left"/>
+      <w:pPr>
+        <w:tabs>
+          <w:tab w:val="num" w:pos="6480"/>
+        </w:tabs>
+        <w:ind w:left="6480" w:hanging="360"/>
+      </w:pPr>
+      <w:rPr>
+        <w:rFonts w:ascii="Wingdings" w:hAnsi="Wingdings" w:hint="default"/>
+        <w:sz w:val="20"/>
+      </w:rPr>
+    </w:lvl>
+  </w:abstractNum>
+  <w:abstractNum w:abstractNumId="9" w15:restartNumberingAfterBreak="0">
+    <w:nsid w:val="65025A40"/>
+    <w:multiLevelType w:val="multilevel"/>
+    <w:tmpl w:val="17C40748"/>
+    <w:lvl w:ilvl="0">
+      <w:start w:val="1"/>
+      <w:numFmt w:val="bullet"/>
+      <w:lvlText w:val=""/>
+      <w:lvlJc w:val="left"/>
+      <w:pPr>
+        <w:tabs>
+          <w:tab w:val="num" w:pos="720"/>
+        </w:tabs>
+        <w:ind w:left="720" w:hanging="360"/>
+      </w:pPr>
+      <w:rPr>
+        <w:rFonts w:ascii="Symbol" w:hAnsi="Symbol" w:hint="default"/>
+        <w:sz w:val="20"/>
+      </w:rPr>
+    </w:lvl>
+    <w:lvl w:ilvl="1" w:tentative="1">
+      <w:numFmt w:val="bullet"/>
+      <w:lvlText w:val="o"/>
+      <w:lvlJc w:val="left"/>
+      <w:pPr>
+        <w:tabs>
+          <w:tab w:val="num" w:pos="1440"/>
+        </w:tabs>
+        <w:ind w:left="1440" w:hanging="360"/>
+      </w:pPr>
+      <w:rPr>
+        <w:rFonts w:ascii="Courier New" w:hAnsi="Courier New" w:hint="default"/>
+        <w:sz w:val="20"/>
+      </w:rPr>
+    </w:lvl>
+    <w:lvl w:ilvl="2" w:tentative="1">
+      <w:numFmt w:val="bullet"/>
+      <w:lvlText w:val=""/>
+      <w:lvlJc w:val="left"/>
+      <w:pPr>
+        <w:tabs>
+          <w:tab w:val="num" w:pos="2160"/>
+        </w:tabs>
+        <w:ind w:left="2160" w:hanging="360"/>
+      </w:pPr>
+      <w:rPr>
+        <w:rFonts w:ascii="Wingdings" w:hAnsi="Wingdings" w:hint="default"/>
+        <w:sz w:val="20"/>
+      </w:rPr>
+    </w:lvl>
+    <w:lvl w:ilvl="3" w:tentative="1">
+      <w:numFmt w:val="bullet"/>
+      <w:lvlText w:val=""/>
+      <w:lvlJc w:val="left"/>
+      <w:pPr>
+        <w:tabs>
+          <w:tab w:val="num" w:pos="2880"/>
+        </w:tabs>
+        <w:ind w:left="2880" w:hanging="360"/>
+      </w:pPr>
+      <w:rPr>
+        <w:rFonts w:ascii="Wingdings" w:hAnsi="Wingdings" w:hint="default"/>
+        <w:sz w:val="20"/>
+      </w:rPr>
+    </w:lvl>
+    <w:lvl w:ilvl="4" w:tentative="1">
+      <w:numFmt w:val="bullet"/>
+      <w:lvlText w:val=""/>
+      <w:lvlJc w:val="left"/>
+      <w:pPr>
+        <w:tabs>
+          <w:tab w:val="num" w:pos="3600"/>
+        </w:tabs>
+        <w:ind w:left="3600" w:hanging="360"/>
+      </w:pPr>
+      <w:rPr>
+        <w:rFonts w:ascii="Wingdings" w:hAnsi="Wingdings" w:hint="default"/>
+        <w:sz w:val="20"/>
+      </w:rPr>
+    </w:lvl>
+    <w:lvl w:ilvl="5" w:tentative="1">
+      <w:numFmt w:val="bullet"/>
+      <w:lvlText w:val=""/>
+      <w:lvlJc w:val="left"/>
+      <w:pPr>
+        <w:tabs>
+          <w:tab w:val="num" w:pos="4320"/>
+        </w:tabs>
+        <w:ind w:left="4320" w:hanging="360"/>
+      </w:pPr>
+      <w:rPr>
+        <w:rFonts w:ascii="Wingdings" w:hAnsi="Wingdings" w:hint="default"/>
+        <w:sz w:val="20"/>
+      </w:rPr>
+    </w:lvl>
+    <w:lvl w:ilvl="6" w:tentative="1">
+      <w:numFmt w:val="bullet"/>
+      <w:lvlText w:val=""/>
+      <w:lvlJc w:val="left"/>
+      <w:pPr>
+        <w:tabs>
+          <w:tab w:val="num" w:pos="5040"/>
+        </w:tabs>
+        <w:ind w:left="5040" w:hanging="360"/>
+      </w:pPr>
+      <w:rPr>
+        <w:rFonts w:ascii="Wingdings" w:hAnsi="Wingdings" w:hint="default"/>
+        <w:sz w:val="20"/>
+      </w:rPr>
+    </w:lvl>
+    <w:lvl w:ilvl="7" w:tentative="1">
+      <w:numFmt w:val="bullet"/>
+      <w:lvlText w:val=""/>
+      <w:lvlJc w:val="left"/>
+      <w:pPr>
+        <w:tabs>
+          <w:tab w:val="num" w:pos="5760"/>
+        </w:tabs>
+        <w:ind w:left="5760" w:hanging="360"/>
+      </w:pPr>
+      <w:rPr>
+        <w:rFonts w:ascii="Wingdings" w:hAnsi="Wingdings" w:hint="default"/>
+        <w:sz w:val="20"/>
+      </w:rPr>
+    </w:lvl>
+    <w:lvl w:ilvl="8" w:tentative="1">
+      <w:numFmt w:val="bullet"/>
+      <w:lvlText w:val=""/>
+      <w:lvlJc w:val="left"/>
+      <w:pPr>
+        <w:tabs>
+          <w:tab w:val="num" w:pos="6480"/>
+        </w:tabs>
+        <w:ind w:left="6480" w:hanging="360"/>
+      </w:pPr>
+      <w:rPr>
+        <w:rFonts w:ascii="Wingdings" w:hAnsi="Wingdings" w:hint="default"/>
+        <w:sz w:val="20"/>
+      </w:rPr>
+    </w:lvl>
+  </w:abstractNum>
+  <w:abstractNum w:abstractNumId="10" w15:restartNumberingAfterBreak="0">
+    <w:nsid w:val="65577635"/>
+    <w:multiLevelType w:val="multilevel"/>
+    <w:tmpl w:val="33B043C8"/>
+    <w:lvl w:ilvl="0">
+      <w:start w:val="1"/>
+      <w:numFmt w:val="bullet"/>
+      <w:lvlText w:val=""/>
+      <w:lvlJc w:val="left"/>
+      <w:pPr>
+        <w:tabs>
+          <w:tab w:val="num" w:pos="720"/>
+        </w:tabs>
+        <w:ind w:left="720" w:hanging="360"/>
+      </w:pPr>
+      <w:rPr>
+        <w:rFonts w:ascii="Symbol" w:hAnsi="Symbol" w:hint="default"/>
+        <w:sz w:val="20"/>
+      </w:rPr>
+    </w:lvl>
+    <w:lvl w:ilvl="1" w:tentative="1">
+      <w:numFmt w:val="bullet"/>
+      <w:lvlText w:val="o"/>
+      <w:lvlJc w:val="left"/>
+      <w:pPr>
+        <w:tabs>
+          <w:tab w:val="num" w:pos="1440"/>
+        </w:tabs>
+        <w:ind w:left="1440" w:hanging="360"/>
+      </w:pPr>
+      <w:rPr>
+        <w:rFonts w:ascii="Courier New" w:hAnsi="Courier New" w:hint="default"/>
+        <w:sz w:val="20"/>
+      </w:rPr>
+    </w:lvl>
+    <w:lvl w:ilvl="2" w:tentative="1">
+      <w:numFmt w:val="bullet"/>
+      <w:lvlText w:val=""/>
+      <w:lvlJc w:val="left"/>
+      <w:pPr>
+        <w:tabs>
+          <w:tab w:val="num" w:pos="2160"/>
+        </w:tabs>
+        <w:ind w:left="2160" w:hanging="360"/>
+      </w:pPr>
+      <w:rPr>
+        <w:rFonts w:ascii="Wingdings" w:hAnsi="Wingdings" w:hint="default"/>
+        <w:sz w:val="20"/>
+      </w:rPr>
+    </w:lvl>
+    <w:lvl w:ilvl="3" w:tentative="1">
+      <w:numFmt w:val="bullet"/>
+      <w:lvlText w:val=""/>
+      <w:lvlJc w:val="left"/>
+      <w:pPr>
+        <w:tabs>
+          <w:tab w:val="num" w:pos="2880"/>
+        </w:tabs>
+        <w:ind w:left="2880" w:hanging="360"/>
+      </w:pPr>
+      <w:rPr>
+        <w:rFonts w:ascii="Wingdings" w:hAnsi="Wingdings" w:hint="default"/>
+        <w:sz w:val="20"/>
+      </w:rPr>
+    </w:lvl>
+    <w:lvl w:ilvl="4" w:tentative="1">
+      <w:numFmt w:val="bullet"/>
+      <w:lvlText w:val=""/>
+      <w:lvlJc w:val="left"/>
+      <w:pPr>
+        <w:tabs>
+          <w:tab w:val="num" w:pos="3600"/>
+        </w:tabs>
+        <w:ind w:left="3600" w:hanging="360"/>
+      </w:pPr>
+      <w:rPr>
+        <w:rFonts w:ascii="Wingdings" w:hAnsi="Wingdings" w:hint="default"/>
+        <w:sz w:val="20"/>
+      </w:rPr>
+    </w:lvl>
+    <w:lvl w:ilvl="5" w:tentative="1">
+      <w:numFmt w:val="bullet"/>
+      <w:lvlText w:val=""/>
+      <w:lvlJc w:val="left"/>
+      <w:pPr>
+        <w:tabs>
+          <w:tab w:val="num" w:pos="4320"/>
+        </w:tabs>
+        <w:ind w:left="4320" w:hanging="360"/>
+      </w:pPr>
+      <w:rPr>
+        <w:rFonts w:ascii="Wingdings" w:hAnsi="Wingdings" w:hint="default"/>
+        <w:sz w:val="20"/>
+      </w:rPr>
+    </w:lvl>
+    <w:lvl w:ilvl="6" w:tentative="1">
+      <w:numFmt w:val="bullet"/>
+      <w:lvlText w:val=""/>
+      <w:lvlJc w:val="left"/>
+      <w:pPr>
+        <w:tabs>
+          <w:tab w:val="num" w:pos="5040"/>
+        </w:tabs>
+        <w:ind w:left="5040" w:hanging="360"/>
+      </w:pPr>
+      <w:rPr>
+        <w:rFonts w:ascii="Wingdings" w:hAnsi="Wingdings" w:hint="default"/>
+        <w:sz w:val="20"/>
+      </w:rPr>
+    </w:lvl>
+    <w:lvl w:ilvl="7" w:tentative="1">
+      <w:numFmt w:val="bullet"/>
+      <w:lvlText w:val=""/>
+      <w:lvlJc w:val="left"/>
+      <w:pPr>
+        <w:tabs>
+          <w:tab w:val="num" w:pos="5760"/>
+        </w:tabs>
+        <w:ind w:left="5760" w:hanging="360"/>
+      </w:pPr>
+      <w:rPr>
+        <w:rFonts w:ascii="Wingdings" w:hAnsi="Wingdings" w:hint="default"/>
+        <w:sz w:val="20"/>
+      </w:rPr>
+    </w:lvl>
+    <w:lvl w:ilvl="8" w:tentative="1">
+      <w:numFmt w:val="bullet"/>
+      <w:lvlText w:val=""/>
+      <w:lvlJc w:val="left"/>
+      <w:pPr>
+        <w:tabs>
+          <w:tab w:val="num" w:pos="6480"/>
+        </w:tabs>
+        <w:ind w:left="6480" w:hanging="360"/>
+      </w:pPr>
+      <w:rPr>
+        <w:rFonts w:ascii="Wingdings" w:hAnsi="Wingdings" w:hint="default"/>
+        <w:sz w:val="20"/>
+      </w:rPr>
+    </w:lvl>
+  </w:abstractNum>
   <w:num w:numId="1" w16cid:durableId="2130777923">
-    <w:abstractNumId w:val="2"/>
+    <w:abstractNumId w:val="4"/>
   </w:num>
   <w:num w:numId="2" w16cid:durableId="688871960">
-    <w:abstractNumId w:val="1"/>
+    <w:abstractNumId w:val="3"/>
   </w:num>
   <w:num w:numId="3" w16cid:durableId="24526467">
-    <w:abstractNumId w:val="3"/>
+    <w:abstractNumId w:val="5"/>
   </w:num>
   <w:num w:numId="4" w16cid:durableId="2041740528">
     <w:abstractNumId w:val="0"/>
+  </w:num>
+  <w:num w:numId="5" w16cid:durableId="1693611289">
+    <w:abstractNumId w:val="2"/>
+  </w:num>
+  <w:num w:numId="6" w16cid:durableId="535847019">
+    <w:abstractNumId w:val="10"/>
+  </w:num>
+  <w:num w:numId="7" w16cid:durableId="985161844">
+    <w:abstractNumId w:val="8"/>
+  </w:num>
+  <w:num w:numId="8" w16cid:durableId="66391400">
+    <w:abstractNumId w:val="7"/>
+  </w:num>
+  <w:num w:numId="9" w16cid:durableId="319773251">
+    <w:abstractNumId w:val="9"/>
+  </w:num>
+  <w:num w:numId="10" w16cid:durableId="2089842935">
+    <w:abstractNumId w:val="6"/>
+  </w:num>
+  <w:num w:numId="11" w16cid:durableId="1591426551">
+    <w:abstractNumId w:val="1"/>
   </w:num>
 </w:numbering>
 </file>
@@ -3968,7 +5934,6 @@
     <w:next w:val="Normal"/>
     <w:link w:val="Heading3Char"/>
     <w:uiPriority w:val="9"/>
-    <w:semiHidden/>
     <w:unhideWhenUsed/>
     <w:qFormat/>
     <w:rsid w:val="005C283D"/>
@@ -4111,7 +6076,6 @@
     <w:basedOn w:val="DefaultParagraphFont"/>
     <w:link w:val="Heading3"/>
     <w:uiPriority w:val="9"/>
-    <w:semiHidden/>
     <w:rsid w:val="005C283D"/>
     <w:rPr>
       <w:rFonts w:asciiTheme="majorHAnsi" w:eastAsiaTheme="majorEastAsia" w:hAnsiTheme="majorHAnsi" w:cstheme="majorBidi"/>
